--- a/evidence-room/03_AP_AGENT_OS_PRO/Word_Templates/ER_SOP_Template.docx
+++ b/evidence-room/03_AP_AGENT_OS_PRO/Word_Templates/ER_SOP_Template.docx
@@ -5,21 +5,84 @@
     <w:p>
       <w:r>
         <w:rPr>
-          <w:b/>
+          <w:rFonts w:ascii="Georgia" w:hAnsi="Georgia" w:eastAsia="Georgia"/>
+          <w:b w:val="0"/>
           <w:color w:val="12160F"/>
           <w:sz w:val="44"/>
         </w:rPr>
-        <w:t>SOP template — Evidence Room — AP Agent OS</w:t>
+        <w:t>SOP template</w:t>
       </w:r>
     </w:p>
     <w:p>
       <w:r>
-        <w:t>Lockup: EVIDENCE ROOM — AP AGENT OS  ·  Digital toolkit, not software.</w:t>
+        <w:rPr>
+          <w:rFonts w:ascii="Calibri" w:hAnsi="Calibri" w:eastAsia="Calibri"/>
+          <w:b w:val="0"/>
+          <w:color w:val="5A6154"/>
+          <w:sz w:val="20"/>
+        </w:rPr>
+        <w:t>Blank fields are for the licensee. Northline examples are fictional.</w:t>
+      </w:r>
+    </w:p>
+    <w:p>
+      <w:pPr>
+        <w:pStyle w:val="Heading1"/>
+      </w:pPr>
+      <w:r>
+        <w:rPr>
+          <w:color w:val="12160F"/>
+        </w:rPr>
+        <w:t>SOP template</w:t>
       </w:r>
     </w:p>
     <w:p>
       <w:r>
-        <w:t>This SOP does not authorise payment, vendor-bank change, or close attestation.</w:t>
+        <w:rPr>
+          <w:rFonts w:ascii="Calibri" w:hAnsi="Calibri" w:eastAsia="Calibri"/>
+          <w:b w:val="0"/>
+          <w:sz w:val="22"/>
+        </w:rPr>
+        <w:t>**Product:** Evidence Room — AP Agent OS · Professional</w:t>
+      </w:r>
+    </w:p>
+    <w:p>
+      <w:r>
+        <w:rPr>
+          <w:rFonts w:ascii="Calibri" w:hAnsi="Calibri" w:eastAsia="Calibri"/>
+          <w:b w:val="0"/>
+          <w:sz w:val="22"/>
+        </w:rPr>
+        <w:t>**Use:** Write a standard operating procedure for a *path* or an *agent-supported activity*.</w:t>
+      </w:r>
+    </w:p>
+    <w:p>
+      <w:r>
+        <w:rPr>
+          <w:rFonts w:ascii="Calibri" w:hAnsi="Calibri" w:eastAsia="Calibri"/>
+          <w:b w:val="0"/>
+          <w:sz w:val="22"/>
+        </w:rPr>
+        <w:t>**Rule:** If the SOP is silent, the agent does not do it. Payment release is never an agent step.</w:t>
+      </w:r>
+    </w:p>
+    <w:p>
+      <w:r>
+        <w:rPr>
+          <w:rFonts w:ascii="Calibri" w:hAnsi="Calibri" w:eastAsia="Calibri"/>
+          <w:b w:val="0"/>
+          <w:sz w:val="22"/>
+        </w:rPr>
+        <w:t>Part A is blank. Part B is a completed example for Northline Industrials (fictional).</w:t>
+      </w:r>
+    </w:p>
+    <w:p>
+      <w:r>
+        <w:rPr>
+          <w:rFonts w:ascii="Calibri" w:hAnsi="Calibri" w:eastAsia="Calibri"/>
+          <w:b w:val="0"/>
+          <w:sz w:val="22"/>
+        </w:rPr>
+        <w:t>Related: `Process_Mapping/SOP_GENERATOR_FRAMEWORK.md`.</w:t>
       </w:r>
     </w:p>
     <w:p>
@@ -27,12 +90,2625 @@
         <w:pStyle w:val="Heading2"/>
       </w:pPr>
       <w:r>
-        <w:t>1. Object and path (PO-goods / 2-way / non-PO / recurring / intercompany)</w:t>
+        <w:rPr>
+          <w:color w:val="12160F"/>
+        </w:rPr>
+        <w:t>Part A — Blank SOP</w:t>
+      </w:r>
+    </w:p>
+    <w:p>
+      <w:pPr>
+        <w:pStyle w:val="Heading3"/>
+      </w:pPr>
+      <w:r>
+        <w:t>Document header</w:t>
+      </w:r>
+    </w:p>
+    <w:tbl>
+      <w:tblPr>
+        <w:tblStyle w:val="TableGrid"/>
+        <w:tblW w:type="auto" w:w="0"/>
+        <w:tblLook w:firstColumn="1" w:firstRow="1" w:lastColumn="0" w:lastRow="0" w:noHBand="0" w:noVBand="1" w:val="04A0"/>
+      </w:tblPr>
+      <w:tblGrid>
+        <w:gridCol w:w="4824"/>
+        <w:gridCol w:w="4824"/>
+      </w:tblGrid>
+      <w:tr>
+        <w:tc>
+          <w:tcPr>
+            <w:tcW w:type="dxa" w:w="4824"/>
+          </w:tcPr>
+          <w:p>
+            <w:r>
+              <w:rPr>
+                <w:rFonts w:ascii="Calibri" w:hAnsi="Calibri" w:eastAsia="Calibri"/>
+                <w:b/>
+                <w:sz w:val="18"/>
+              </w:rPr>
+              <w:t>Field</w:t>
+            </w:r>
+          </w:p>
+        </w:tc>
+        <w:tc>
+          <w:tcPr>
+            <w:tcW w:type="dxa" w:w="4824"/>
+          </w:tcPr>
+          <w:p>
+            <w:r>
+              <w:rPr>
+                <w:rFonts w:ascii="Calibri" w:hAnsi="Calibri" w:eastAsia="Calibri"/>
+                <w:b/>
+                <w:sz w:val="18"/>
+              </w:rPr>
+              <w:t>Entry</w:t>
+            </w:r>
+          </w:p>
+        </w:tc>
+      </w:tr>
+      <w:tr>
+        <w:tc>
+          <w:tcPr>
+            <w:tcW w:type="dxa" w:w="4824"/>
+          </w:tcPr>
+          <w:p>
+            <w:r>
+              <w:rPr>
+                <w:rFonts w:ascii="Calibri" w:hAnsi="Calibri" w:eastAsia="Calibri"/>
+                <w:b w:val="0"/>
+                <w:color w:val="12160F"/>
+                <w:sz w:val="18"/>
+              </w:rPr>
+              <w:t>SOP ID</w:t>
+            </w:r>
+          </w:p>
+        </w:tc>
+        <w:tc>
+          <w:tcPr>
+            <w:tcW w:type="dxa" w:w="4824"/>
+          </w:tcPr>
+          <w:p>
+            <w:r>
+              <w:rPr>
+                <w:rFonts w:ascii="Calibri" w:hAnsi="Calibri" w:eastAsia="Calibri"/>
+                <w:b w:val="0"/>
+                <w:color w:val="12160F"/>
+                <w:sz w:val="18"/>
+              </w:rPr>
+            </w:r>
+          </w:p>
+        </w:tc>
+      </w:tr>
+      <w:tr>
+        <w:tc>
+          <w:tcPr>
+            <w:tcW w:type="dxa" w:w="4824"/>
+          </w:tcPr>
+          <w:p>
+            <w:r>
+              <w:rPr>
+                <w:rFonts w:ascii="Calibri" w:hAnsi="Calibri" w:eastAsia="Calibri"/>
+                <w:b w:val="0"/>
+                <w:color w:val="12160F"/>
+                <w:sz w:val="18"/>
+              </w:rPr>
+              <w:t>Title</w:t>
+            </w:r>
+          </w:p>
+        </w:tc>
+        <w:tc>
+          <w:tcPr>
+            <w:tcW w:type="dxa" w:w="4824"/>
+          </w:tcPr>
+          <w:p>
+            <w:r>
+              <w:rPr>
+                <w:rFonts w:ascii="Calibri" w:hAnsi="Calibri" w:eastAsia="Calibri"/>
+                <w:b w:val="0"/>
+                <w:color w:val="12160F"/>
+                <w:sz w:val="18"/>
+              </w:rPr>
+            </w:r>
+          </w:p>
+        </w:tc>
+      </w:tr>
+      <w:tr>
+        <w:tc>
+          <w:tcPr>
+            <w:tcW w:type="dxa" w:w="4824"/>
+          </w:tcPr>
+          <w:p>
+            <w:r>
+              <w:rPr>
+                <w:rFonts w:ascii="Calibri" w:hAnsi="Calibri" w:eastAsia="Calibri"/>
+                <w:b w:val="0"/>
+                <w:color w:val="12160F"/>
+                <w:sz w:val="18"/>
+              </w:rPr>
+              <w:t>Path / agent</w:t>
+            </w:r>
+          </w:p>
+        </w:tc>
+        <w:tc>
+          <w:tcPr>
+            <w:tcW w:type="dxa" w:w="4824"/>
+          </w:tcPr>
+          <w:p>
+            <w:r>
+              <w:rPr>
+                <w:rFonts w:ascii="Calibri" w:hAnsi="Calibri" w:eastAsia="Calibri"/>
+                <w:b w:val="0"/>
+                <w:color w:val="12160F"/>
+                <w:sz w:val="18"/>
+              </w:rPr>
+            </w:r>
+          </w:p>
+        </w:tc>
+      </w:tr>
+      <w:tr>
+        <w:tc>
+          <w:tcPr>
+            <w:tcW w:type="dxa" w:w="4824"/>
+          </w:tcPr>
+          <w:p>
+            <w:r>
+              <w:rPr>
+                <w:rFonts w:ascii="Calibri" w:hAnsi="Calibri" w:eastAsia="Calibri"/>
+                <w:b w:val="0"/>
+                <w:color w:val="12160F"/>
+                <w:sz w:val="18"/>
+              </w:rPr>
+              <w:t>Entity / plant</w:t>
+            </w:r>
+          </w:p>
+        </w:tc>
+        <w:tc>
+          <w:tcPr>
+            <w:tcW w:type="dxa" w:w="4824"/>
+          </w:tcPr>
+          <w:p>
+            <w:r>
+              <w:rPr>
+                <w:rFonts w:ascii="Calibri" w:hAnsi="Calibri" w:eastAsia="Calibri"/>
+                <w:b w:val="0"/>
+                <w:color w:val="12160F"/>
+                <w:sz w:val="18"/>
+              </w:rPr>
+            </w:r>
+          </w:p>
+        </w:tc>
+      </w:tr>
+      <w:tr>
+        <w:tc>
+          <w:tcPr>
+            <w:tcW w:type="dxa" w:w="4824"/>
+          </w:tcPr>
+          <w:p>
+            <w:r>
+              <w:rPr>
+                <w:rFonts w:ascii="Calibri" w:hAnsi="Calibri" w:eastAsia="Calibri"/>
+                <w:b w:val="0"/>
+                <w:color w:val="12160F"/>
+                <w:sz w:val="18"/>
+              </w:rPr>
+              <w:t>Version</w:t>
+            </w:r>
+          </w:p>
+        </w:tc>
+        <w:tc>
+          <w:tcPr>
+            <w:tcW w:type="dxa" w:w="4824"/>
+          </w:tcPr>
+          <w:p>
+            <w:r>
+              <w:rPr>
+                <w:rFonts w:ascii="Calibri" w:hAnsi="Calibri" w:eastAsia="Calibri"/>
+                <w:b w:val="0"/>
+                <w:color w:val="12160F"/>
+                <w:sz w:val="18"/>
+              </w:rPr>
+            </w:r>
+          </w:p>
+        </w:tc>
+      </w:tr>
+      <w:tr>
+        <w:tc>
+          <w:tcPr>
+            <w:tcW w:type="dxa" w:w="4824"/>
+          </w:tcPr>
+          <w:p>
+            <w:r>
+              <w:rPr>
+                <w:rFonts w:ascii="Calibri" w:hAnsi="Calibri" w:eastAsia="Calibri"/>
+                <w:b w:val="0"/>
+                <w:color w:val="12160F"/>
+                <w:sz w:val="18"/>
+              </w:rPr>
+              <w:t>Effective date</w:t>
+            </w:r>
+          </w:p>
+        </w:tc>
+        <w:tc>
+          <w:tcPr>
+            <w:tcW w:type="dxa" w:w="4824"/>
+          </w:tcPr>
+          <w:p>
+            <w:r>
+              <w:rPr>
+                <w:rFonts w:ascii="Calibri" w:hAnsi="Calibri" w:eastAsia="Calibri"/>
+                <w:b w:val="0"/>
+                <w:color w:val="12160F"/>
+                <w:sz w:val="18"/>
+              </w:rPr>
+            </w:r>
+          </w:p>
+        </w:tc>
+      </w:tr>
+      <w:tr>
+        <w:tc>
+          <w:tcPr>
+            <w:tcW w:type="dxa" w:w="4824"/>
+          </w:tcPr>
+          <w:p>
+            <w:r>
+              <w:rPr>
+                <w:rFonts w:ascii="Calibri" w:hAnsi="Calibri" w:eastAsia="Calibri"/>
+                <w:b w:val="0"/>
+                <w:color w:val="12160F"/>
+                <w:sz w:val="18"/>
+              </w:rPr>
+              <w:t>Owner (Accountable human)</w:t>
+            </w:r>
+          </w:p>
+        </w:tc>
+        <w:tc>
+          <w:tcPr>
+            <w:tcW w:type="dxa" w:w="4824"/>
+          </w:tcPr>
+          <w:p>
+            <w:r>
+              <w:rPr>
+                <w:rFonts w:ascii="Calibri" w:hAnsi="Calibri" w:eastAsia="Calibri"/>
+                <w:b w:val="0"/>
+                <w:color w:val="12160F"/>
+                <w:sz w:val="18"/>
+              </w:rPr>
+            </w:r>
+          </w:p>
+        </w:tc>
+      </w:tr>
+      <w:tr>
+        <w:tc>
+          <w:tcPr>
+            <w:tcW w:type="dxa" w:w="4824"/>
+          </w:tcPr>
+          <w:p>
+            <w:r>
+              <w:rPr>
+                <w:rFonts w:ascii="Calibri" w:hAnsi="Calibri" w:eastAsia="Calibri"/>
+                <w:b w:val="0"/>
+                <w:color w:val="12160F"/>
+                <w:sz w:val="18"/>
+              </w:rPr>
+              <w:t>Backup</w:t>
+            </w:r>
+          </w:p>
+        </w:tc>
+        <w:tc>
+          <w:tcPr>
+            <w:tcW w:type="dxa" w:w="4824"/>
+          </w:tcPr>
+          <w:p>
+            <w:r>
+              <w:rPr>
+                <w:rFonts w:ascii="Calibri" w:hAnsi="Calibri" w:eastAsia="Calibri"/>
+                <w:b w:val="0"/>
+                <w:color w:val="12160F"/>
+                <w:sz w:val="18"/>
+              </w:rPr>
+            </w:r>
+          </w:p>
+        </w:tc>
+      </w:tr>
+      <w:tr>
+        <w:tc>
+          <w:tcPr>
+            <w:tcW w:type="dxa" w:w="4824"/>
+          </w:tcPr>
+          <w:p>
+            <w:r>
+              <w:rPr>
+                <w:rFonts w:ascii="Calibri" w:hAnsi="Calibri" w:eastAsia="Calibri"/>
+                <w:b w:val="0"/>
+                <w:color w:val="12160F"/>
+                <w:sz w:val="18"/>
+              </w:rPr>
+              <w:t>Review date</w:t>
+            </w:r>
+          </w:p>
+        </w:tc>
+        <w:tc>
+          <w:tcPr>
+            <w:tcW w:type="dxa" w:w="4824"/>
+          </w:tcPr>
+          <w:p>
+            <w:r>
+              <w:rPr>
+                <w:rFonts w:ascii="Calibri" w:hAnsi="Calibri" w:eastAsia="Calibri"/>
+                <w:b w:val="0"/>
+                <w:color w:val="12160F"/>
+                <w:sz w:val="18"/>
+              </w:rPr>
+            </w:r>
+          </w:p>
+        </w:tc>
+      </w:tr>
+      <w:tr>
+        <w:tc>
+          <w:tcPr>
+            <w:tcW w:type="dxa" w:w="4824"/>
+          </w:tcPr>
+          <w:p>
+            <w:r>
+              <w:rPr>
+                <w:rFonts w:ascii="Calibri" w:hAnsi="Calibri" w:eastAsia="Calibri"/>
+                <w:b w:val="0"/>
+                <w:color w:val="12160F"/>
+                <w:sz w:val="18"/>
+              </w:rPr>
+              <w:t>Related charters</w:t>
+            </w:r>
+          </w:p>
+        </w:tc>
+        <w:tc>
+          <w:tcPr>
+            <w:tcW w:type="dxa" w:w="4824"/>
+          </w:tcPr>
+          <w:p>
+            <w:r>
+              <w:rPr>
+                <w:rFonts w:ascii="Calibri" w:hAnsi="Calibri" w:eastAsia="Calibri"/>
+                <w:b w:val="0"/>
+                <w:color w:val="12160F"/>
+                <w:sz w:val="18"/>
+              </w:rPr>
+            </w:r>
+          </w:p>
+        </w:tc>
+      </w:tr>
+      <w:tr>
+        <w:tc>
+          <w:tcPr>
+            <w:tcW w:type="dxa" w:w="4824"/>
+          </w:tcPr>
+          <w:p>
+            <w:r>
+              <w:rPr>
+                <w:rFonts w:ascii="Calibri" w:hAnsi="Calibri" w:eastAsia="Calibri"/>
+                <w:b w:val="0"/>
+                <w:color w:val="12160F"/>
+                <w:sz w:val="18"/>
+              </w:rPr>
+              <w:t>Related codes</w:t>
+            </w:r>
+          </w:p>
+        </w:tc>
+        <w:tc>
+          <w:tcPr>
+            <w:tcW w:type="dxa" w:w="4824"/>
+          </w:tcPr>
+          <w:p>
+            <w:r>
+              <w:rPr>
+                <w:rFonts w:ascii="Calibri" w:hAnsi="Calibri" w:eastAsia="Calibri"/>
+                <w:b w:val="0"/>
+                <w:color w:val="12160F"/>
+                <w:sz w:val="18"/>
+              </w:rPr>
+            </w:r>
+          </w:p>
+        </w:tc>
+      </w:tr>
+    </w:tbl>
+    <w:p>
+      <w:pPr>
+        <w:pStyle w:val="Heading3"/>
+      </w:pPr>
+      <w:r>
+        <w:t>1. Purpose</w:t>
       </w:r>
     </w:p>
     <w:p>
       <w:r>
-        <w:t>[Write the working instruction. If this section answers none of: what / how / who / what can go wrong / control / measure / evidence — delete it.]</w:t>
+        <w:rPr>
+          <w:rFonts w:ascii="Calibri" w:hAnsi="Calibri" w:eastAsia="Calibri"/>
+          <w:b w:val="0"/>
+          <w:sz w:val="22"/>
+        </w:rPr>
+        <w:t>One paragraph. State the work object and the human hold.</w:t>
+      </w:r>
+    </w:p>
+    <w:p>
+      <w:pPr>
+        <w:pStyle w:val="Heading3"/>
+      </w:pPr>
+      <w:r>
+        <w:t>2. Scope</w:t>
+      </w:r>
+    </w:p>
+    <w:p>
+      <w:r>
+        <w:rPr>
+          <w:rFonts w:ascii="Calibri" w:hAnsi="Calibri" w:eastAsia="Calibri"/>
+          <w:b w:val="0"/>
+          <w:sz w:val="22"/>
+        </w:rPr>
+        <w:t>**In:**</w:t>
+      </w:r>
+    </w:p>
+    <w:p>
+      <w:r>
+        <w:rPr>
+          <w:rFonts w:ascii="Calibri" w:hAnsi="Calibri" w:eastAsia="Calibri"/>
+          <w:b w:val="0"/>
+          <w:sz w:val="22"/>
+        </w:rPr>
+        <w:t>**Out:**</w:t>
+      </w:r>
+    </w:p>
+    <w:p>
+      <w:pPr>
+        <w:pStyle w:val="Heading3"/>
+      </w:pPr>
+      <w:r>
+        <w:t>3. Definitions</w:t>
+      </w:r>
+    </w:p>
+    <w:tbl>
+      <w:tblPr>
+        <w:tblStyle w:val="TableGrid"/>
+        <w:tblW w:type="auto" w:w="0"/>
+        <w:tblLook w:firstColumn="1" w:firstRow="1" w:lastColumn="0" w:lastRow="0" w:noHBand="0" w:noVBand="1" w:val="04A0"/>
+      </w:tblPr>
+      <w:tblGrid>
+        <w:gridCol w:w="4824"/>
+        <w:gridCol w:w="4824"/>
+      </w:tblGrid>
+      <w:tr>
+        <w:tc>
+          <w:tcPr>
+            <w:tcW w:type="dxa" w:w="4824"/>
+          </w:tcPr>
+          <w:p>
+            <w:r>
+              <w:rPr>
+                <w:rFonts w:ascii="Calibri" w:hAnsi="Calibri" w:eastAsia="Calibri"/>
+                <w:b/>
+                <w:sz w:val="18"/>
+              </w:rPr>
+              <w:t>Term</w:t>
+            </w:r>
+          </w:p>
+        </w:tc>
+        <w:tc>
+          <w:tcPr>
+            <w:tcW w:type="dxa" w:w="4824"/>
+          </w:tcPr>
+          <w:p>
+            <w:r>
+              <w:rPr>
+                <w:rFonts w:ascii="Calibri" w:hAnsi="Calibri" w:eastAsia="Calibri"/>
+                <w:b/>
+                <w:sz w:val="18"/>
+              </w:rPr>
+              <w:t>Meaning</w:t>
+            </w:r>
+          </w:p>
+        </w:tc>
+      </w:tr>
+    </w:tbl>
+    <w:p>
+      <w:pPr>
+        <w:pStyle w:val="Heading3"/>
+      </w:pPr>
+      <w:r>
+        <w:t>4. Roles</w:t>
+      </w:r>
+    </w:p>
+    <w:tbl>
+      <w:tblPr>
+        <w:tblStyle w:val="TableGrid"/>
+        <w:tblW w:type="auto" w:w="0"/>
+        <w:tblLook w:firstColumn="1" w:firstRow="1" w:lastColumn="0" w:lastRow="0" w:noHBand="0" w:noVBand="1" w:val="04A0"/>
+      </w:tblPr>
+      <w:tblGrid>
+        <w:gridCol w:w="3216"/>
+        <w:gridCol w:w="3216"/>
+        <w:gridCol w:w="3216"/>
+      </w:tblGrid>
+      <w:tr>
+        <w:tc>
+          <w:tcPr>
+            <w:tcW w:type="dxa" w:w="3216"/>
+          </w:tcPr>
+          <w:p>
+            <w:r>
+              <w:rPr>
+                <w:rFonts w:ascii="Calibri" w:hAnsi="Calibri" w:eastAsia="Calibri"/>
+                <w:b/>
+                <w:sz w:val="18"/>
+              </w:rPr>
+              <w:t>Role</w:t>
+            </w:r>
+          </w:p>
+        </w:tc>
+        <w:tc>
+          <w:tcPr>
+            <w:tcW w:type="dxa" w:w="3216"/>
+          </w:tcPr>
+          <w:p>
+            <w:r>
+              <w:rPr>
+                <w:rFonts w:ascii="Calibri" w:hAnsi="Calibri" w:eastAsia="Calibri"/>
+                <w:b/>
+                <w:sz w:val="18"/>
+              </w:rPr>
+              <w:t>R / A / C / I</w:t>
+            </w:r>
+          </w:p>
+        </w:tc>
+        <w:tc>
+          <w:tcPr>
+            <w:tcW w:type="dxa" w:w="3216"/>
+          </w:tcPr>
+          <w:p>
+            <w:r>
+              <w:rPr>
+                <w:rFonts w:ascii="Calibri" w:hAnsi="Calibri" w:eastAsia="Calibri"/>
+                <w:b/>
+                <w:sz w:val="18"/>
+              </w:rPr>
+              <w:t>Notes</w:t>
+            </w:r>
+          </w:p>
+        </w:tc>
+      </w:tr>
+      <w:tr>
+        <w:tc>
+          <w:tcPr>
+            <w:tcW w:type="dxa" w:w="3216"/>
+          </w:tcPr>
+          <w:p>
+            <w:r>
+              <w:rPr>
+                <w:rFonts w:ascii="Calibri" w:hAnsi="Calibri" w:eastAsia="Calibri"/>
+                <w:b w:val="0"/>
+                <w:color w:val="12160F"/>
+                <w:sz w:val="18"/>
+              </w:rPr>
+            </w:r>
+          </w:p>
+        </w:tc>
+        <w:tc>
+          <w:tcPr>
+            <w:tcW w:type="dxa" w:w="3216"/>
+          </w:tcPr>
+          <w:p>
+            <w:r>
+              <w:rPr>
+                <w:rFonts w:ascii="Calibri" w:hAnsi="Calibri" w:eastAsia="Calibri"/>
+                <w:b w:val="0"/>
+                <w:color w:val="12160F"/>
+                <w:sz w:val="18"/>
+              </w:rPr>
+            </w:r>
+          </w:p>
+        </w:tc>
+        <w:tc>
+          <w:tcPr>
+            <w:tcW w:type="dxa" w:w="3216"/>
+          </w:tcPr>
+          <w:p>
+            <w:r>
+              <w:rPr>
+                <w:rFonts w:ascii="Calibri" w:hAnsi="Calibri" w:eastAsia="Calibri"/>
+                <w:b w:val="0"/>
+                <w:color w:val="12160F"/>
+                <w:sz w:val="18"/>
+              </w:rPr>
+              <w:t>Agents never hold A</w:t>
+            </w:r>
+          </w:p>
+        </w:tc>
+      </w:tr>
+    </w:tbl>
+    <w:p>
+      <w:pPr>
+        <w:pStyle w:val="Heading3"/>
+      </w:pPr>
+      <w:r>
+        <w:t>5. Trigger</w:t>
+      </w:r>
+    </w:p>
+    <w:p>
+      <w:r>
+        <w:rPr>
+          <w:rFonts w:ascii="Calibri" w:hAnsi="Calibri" w:eastAsia="Calibri"/>
+          <w:b w:val="0"/>
+          <w:sz w:val="22"/>
+        </w:rPr>
+        <w:t>What starts the procedure (inbound file, code set, run calendar).</w:t>
+      </w:r>
+    </w:p>
+    <w:p>
+      <w:pPr>
+        <w:pStyle w:val="Heading3"/>
+      </w:pPr>
+      <w:r>
+        <w:t>6. Procedure</w:t>
+      </w:r>
+    </w:p>
+    <w:p>
+      <w:r>
+        <w:rPr>
+          <w:rFonts w:ascii="Calibri" w:hAnsi="Calibri" w:eastAsia="Calibri"/>
+          <w:b w:val="0"/>
+          <w:sz w:val="22"/>
+        </w:rPr>
+        <w:t>Numbered steps. For each step: actor (human or agent ID), action, evidence produced, exit criteria, exception if fail.</w:t>
+      </w:r>
+    </w:p>
+    <w:tbl>
+      <w:tblPr>
+        <w:tblStyle w:val="TableGrid"/>
+        <w:tblW w:type="auto" w:w="0"/>
+        <w:tblLook w:firstColumn="1" w:firstRow="1" w:lastColumn="0" w:lastRow="0" w:noHBand="0" w:noVBand="1" w:val="04A0"/>
+      </w:tblPr>
+      <w:tblGrid>
+        <w:gridCol w:w="1608"/>
+        <w:gridCol w:w="1608"/>
+        <w:gridCol w:w="1608"/>
+        <w:gridCol w:w="1608"/>
+        <w:gridCol w:w="1608"/>
+        <w:gridCol w:w="1608"/>
+      </w:tblGrid>
+      <w:tr>
+        <w:tc>
+          <w:tcPr>
+            <w:tcW w:type="dxa" w:w="1608"/>
+          </w:tcPr>
+          <w:p>
+            <w:r>
+              <w:rPr>
+                <w:rFonts w:ascii="Calibri" w:hAnsi="Calibri" w:eastAsia="Calibri"/>
+                <w:b/>
+                <w:sz w:val="18"/>
+              </w:rPr>
+              <w:t>Step</w:t>
+            </w:r>
+          </w:p>
+        </w:tc>
+        <w:tc>
+          <w:tcPr>
+            <w:tcW w:type="dxa" w:w="1608"/>
+          </w:tcPr>
+          <w:p>
+            <w:r>
+              <w:rPr>
+                <w:rFonts w:ascii="Calibri" w:hAnsi="Calibri" w:eastAsia="Calibri"/>
+                <w:b/>
+                <w:sz w:val="18"/>
+              </w:rPr>
+              <w:t>Actor</w:t>
+            </w:r>
+          </w:p>
+        </w:tc>
+        <w:tc>
+          <w:tcPr>
+            <w:tcW w:type="dxa" w:w="1608"/>
+          </w:tcPr>
+          <w:p>
+            <w:r>
+              <w:rPr>
+                <w:rFonts w:ascii="Calibri" w:hAnsi="Calibri" w:eastAsia="Calibri"/>
+                <w:b/>
+                <w:sz w:val="18"/>
+              </w:rPr>
+              <w:t>Action</w:t>
+            </w:r>
+          </w:p>
+        </w:tc>
+        <w:tc>
+          <w:tcPr>
+            <w:tcW w:type="dxa" w:w="1608"/>
+          </w:tcPr>
+          <w:p>
+            <w:r>
+              <w:rPr>
+                <w:rFonts w:ascii="Calibri" w:hAnsi="Calibri" w:eastAsia="Calibri"/>
+                <w:b/>
+                <w:sz w:val="18"/>
+              </w:rPr>
+              <w:t>Evidence</w:t>
+            </w:r>
+          </w:p>
+        </w:tc>
+        <w:tc>
+          <w:tcPr>
+            <w:tcW w:type="dxa" w:w="1608"/>
+          </w:tcPr>
+          <w:p>
+            <w:r>
+              <w:rPr>
+                <w:rFonts w:ascii="Calibri" w:hAnsi="Calibri" w:eastAsia="Calibri"/>
+                <w:b/>
+                <w:sz w:val="18"/>
+              </w:rPr>
+              <w:t>Exit</w:t>
+            </w:r>
+          </w:p>
+        </w:tc>
+        <w:tc>
+          <w:tcPr>
+            <w:tcW w:type="dxa" w:w="1608"/>
+          </w:tcPr>
+          <w:p>
+            <w:r>
+              <w:rPr>
+                <w:rFonts w:ascii="Calibri" w:hAnsi="Calibri" w:eastAsia="Calibri"/>
+                <w:b/>
+                <w:sz w:val="18"/>
+              </w:rPr>
+              <w:t>If fail</w:t>
+            </w:r>
+          </w:p>
+        </w:tc>
+      </w:tr>
+      <w:tr>
+        <w:tc>
+          <w:tcPr>
+            <w:tcW w:type="dxa" w:w="1608"/>
+          </w:tcPr>
+          <w:p>
+            <w:r>
+              <w:rPr>
+                <w:rFonts w:ascii="Calibri" w:hAnsi="Calibri" w:eastAsia="Calibri"/>
+                <w:b w:val="0"/>
+                <w:color w:val="12160F"/>
+                <w:sz w:val="18"/>
+              </w:rPr>
+              <w:t>1</w:t>
+            </w:r>
+          </w:p>
+        </w:tc>
+        <w:tc>
+          <w:tcPr>
+            <w:tcW w:type="dxa" w:w="1608"/>
+          </w:tcPr>
+          <w:p>
+            <w:r>
+              <w:rPr>
+                <w:rFonts w:ascii="Calibri" w:hAnsi="Calibri" w:eastAsia="Calibri"/>
+                <w:b w:val="0"/>
+                <w:color w:val="12160F"/>
+                <w:sz w:val="18"/>
+              </w:rPr>
+            </w:r>
+          </w:p>
+        </w:tc>
+        <w:tc>
+          <w:tcPr>
+            <w:tcW w:type="dxa" w:w="1608"/>
+          </w:tcPr>
+          <w:p>
+            <w:r>
+              <w:rPr>
+                <w:rFonts w:ascii="Calibri" w:hAnsi="Calibri" w:eastAsia="Calibri"/>
+                <w:b w:val="0"/>
+                <w:color w:val="12160F"/>
+                <w:sz w:val="18"/>
+              </w:rPr>
+            </w:r>
+          </w:p>
+        </w:tc>
+        <w:tc>
+          <w:tcPr>
+            <w:tcW w:type="dxa" w:w="1608"/>
+          </w:tcPr>
+          <w:p>
+            <w:r>
+              <w:rPr>
+                <w:rFonts w:ascii="Calibri" w:hAnsi="Calibri" w:eastAsia="Calibri"/>
+                <w:b w:val="0"/>
+                <w:color w:val="12160F"/>
+                <w:sz w:val="18"/>
+              </w:rPr>
+            </w:r>
+          </w:p>
+        </w:tc>
+        <w:tc>
+          <w:tcPr>
+            <w:tcW w:type="dxa" w:w="1608"/>
+          </w:tcPr>
+          <w:p>
+            <w:r>
+              <w:rPr>
+                <w:rFonts w:ascii="Calibri" w:hAnsi="Calibri" w:eastAsia="Calibri"/>
+                <w:b w:val="0"/>
+                <w:color w:val="12160F"/>
+                <w:sz w:val="18"/>
+              </w:rPr>
+            </w:r>
+          </w:p>
+        </w:tc>
+        <w:tc>
+          <w:tcPr>
+            <w:tcW w:type="dxa" w:w="1608"/>
+          </w:tcPr>
+          <w:p>
+            <w:r>
+              <w:rPr>
+                <w:rFonts w:ascii="Calibri" w:hAnsi="Calibri" w:eastAsia="Calibri"/>
+                <w:b w:val="0"/>
+                <w:color w:val="12160F"/>
+                <w:sz w:val="18"/>
+              </w:rPr>
+            </w:r>
+          </w:p>
+        </w:tc>
+      </w:tr>
+    </w:tbl>
+    <w:p>
+      <w:pPr>
+        <w:pStyle w:val="Heading3"/>
+      </w:pPr>
+      <w:r>
+        <w:t>7. Autonomy</w:t>
+      </w:r>
+    </w:p>
+    <w:tbl>
+      <w:tblPr>
+        <w:tblStyle w:val="TableGrid"/>
+        <w:tblW w:type="auto" w:w="0"/>
+        <w:tblLook w:firstColumn="1" w:firstRow="1" w:lastColumn="0" w:lastRow="0" w:noHBand="0" w:noVBand="1" w:val="04A0"/>
+      </w:tblPr>
+      <w:tblGrid>
+        <w:gridCol w:w="3216"/>
+        <w:gridCol w:w="3216"/>
+        <w:gridCol w:w="3216"/>
+      </w:tblGrid>
+      <w:tr>
+        <w:tc>
+          <w:tcPr>
+            <w:tcW w:type="dxa" w:w="3216"/>
+          </w:tcPr>
+          <w:p>
+            <w:r>
+              <w:rPr>
+                <w:rFonts w:ascii="Calibri" w:hAnsi="Calibri" w:eastAsia="Calibri"/>
+                <w:b/>
+                <w:sz w:val="18"/>
+              </w:rPr>
+              <w:t>Agent</w:t>
+            </w:r>
+          </w:p>
+        </w:tc>
+        <w:tc>
+          <w:tcPr>
+            <w:tcW w:type="dxa" w:w="3216"/>
+          </w:tcPr>
+          <w:p>
+            <w:r>
+              <w:rPr>
+                <w:rFonts w:ascii="Calibri" w:hAnsi="Calibri" w:eastAsia="Calibri"/>
+                <w:b/>
+                <w:sz w:val="18"/>
+              </w:rPr>
+              <w:t>Level in force</w:t>
+            </w:r>
+          </w:p>
+        </w:tc>
+        <w:tc>
+          <w:tcPr>
+            <w:tcW w:type="dxa" w:w="3216"/>
+          </w:tcPr>
+          <w:p>
+            <w:r>
+              <w:rPr>
+                <w:rFonts w:ascii="Calibri" w:hAnsi="Calibri" w:eastAsia="Calibri"/>
+                <w:b/>
+                <w:sz w:val="18"/>
+              </w:rPr>
+              <w:t>Promotion reference</w:t>
+            </w:r>
+          </w:p>
+        </w:tc>
+      </w:tr>
+    </w:tbl>
+    <w:p>
+      <w:pPr>
+        <w:pStyle w:val="Heading3"/>
+      </w:pPr>
+      <w:r>
+        <w:t>8. Evidence pack contents</w:t>
+      </w:r>
+    </w:p>
+    <w:p>
+      <w:r>
+        <w:rPr>
+          <w:rFonts w:ascii="Calibri" w:hAnsi="Calibri" w:eastAsia="Calibri"/>
+          <w:b w:val="0"/>
+          <w:sz w:val="22"/>
+        </w:rPr>
+        <w:t>List the minimum packet. Incomplete packets do not travel.</w:t>
+      </w:r>
+    </w:p>
+    <w:p>
+      <w:pPr>
+        <w:pStyle w:val="Heading3"/>
+      </w:pPr>
+      <w:r>
+        <w:t>9. Controls</w:t>
+      </w:r>
+    </w:p>
+    <w:p>
+      <w:r>
+        <w:rPr>
+          <w:rFonts w:ascii="Calibri" w:hAnsi="Calibri" w:eastAsia="Calibri"/>
+          <w:b w:val="0"/>
+          <w:sz w:val="22"/>
+        </w:rPr>
+        <w:t>Payment, bank, DOA, sampling, language.</w:t>
+      </w:r>
+    </w:p>
+    <w:p>
+      <w:pPr>
+        <w:pStyle w:val="Heading3"/>
+      </w:pPr>
+      <w:r>
+        <w:t>10. Records and retention</w:t>
+      </w:r>
+    </w:p>
+    <w:p>
+      <w:r>
+        <w:rPr>
+          <w:rFonts w:ascii="Calibri" w:hAnsi="Calibri" w:eastAsia="Calibri"/>
+          <w:b w:val="0"/>
+          <w:sz w:val="22"/>
+        </w:rPr>
+        <w:t>Where packets live; retention per organisational policy (do not invent a legal period).</w:t>
+      </w:r>
+    </w:p>
+    <w:p>
+      <w:pPr>
+        <w:pStyle w:val="Heading3"/>
+      </w:pPr>
+      <w:r>
+        <w:t>11. Exceptions and escalation</w:t>
+      </w:r>
+    </w:p>
+    <w:tbl>
+      <w:tblPr>
+        <w:tblStyle w:val="TableGrid"/>
+        <w:tblW w:type="auto" w:w="0"/>
+        <w:tblLook w:firstColumn="1" w:firstRow="1" w:lastColumn="0" w:lastRow="0" w:noHBand="0" w:noVBand="1" w:val="04A0"/>
+      </w:tblPr>
+      <w:tblGrid>
+        <w:gridCol w:w="3216"/>
+        <w:gridCol w:w="3216"/>
+        <w:gridCol w:w="3216"/>
+      </w:tblGrid>
+      <w:tr>
+        <w:tc>
+          <w:tcPr>
+            <w:tcW w:type="dxa" w:w="3216"/>
+          </w:tcPr>
+          <w:p>
+            <w:r>
+              <w:rPr>
+                <w:rFonts w:ascii="Calibri" w:hAnsi="Calibri" w:eastAsia="Calibri"/>
+                <w:b/>
+                <w:sz w:val="18"/>
+              </w:rPr>
+              <w:t>Condition</w:t>
+            </w:r>
+          </w:p>
+        </w:tc>
+        <w:tc>
+          <w:tcPr>
+            <w:tcW w:type="dxa" w:w="3216"/>
+          </w:tcPr>
+          <w:p>
+            <w:r>
+              <w:rPr>
+                <w:rFonts w:ascii="Calibri" w:hAnsi="Calibri" w:eastAsia="Calibri"/>
+                <w:b/>
+                <w:sz w:val="18"/>
+              </w:rPr>
+              <w:t>Who</w:t>
+            </w:r>
+          </w:p>
+        </w:tc>
+        <w:tc>
+          <w:tcPr>
+            <w:tcW w:type="dxa" w:w="3216"/>
+          </w:tcPr>
+          <w:p>
+            <w:r>
+              <w:rPr>
+                <w:rFonts w:ascii="Calibri" w:hAnsi="Calibri" w:eastAsia="Calibri"/>
+                <w:b/>
+                <w:sz w:val="18"/>
+              </w:rPr>
+              <w:t>Clock</w:t>
+            </w:r>
+          </w:p>
+        </w:tc>
+      </w:tr>
+    </w:tbl>
+    <w:p>
+      <w:pPr>
+        <w:pStyle w:val="Heading3"/>
+      </w:pPr>
+      <w:r>
+        <w:t>12. Change control</w:t>
+      </w:r>
+    </w:p>
+    <w:p>
+      <w:r>
+        <w:rPr>
+          <w:rFonts w:ascii="Calibri" w:hAnsi="Calibri" w:eastAsia="Calibri"/>
+          <w:b w:val="0"/>
+          <w:sz w:val="22"/>
+        </w:rPr>
+        <w:t>Prompt, tolerance, and code changes require [ticket type].</w:t>
+      </w:r>
+    </w:p>
+    <w:p>
+      <w:pPr>
+        <w:pStyle w:val="Heading3"/>
+      </w:pPr>
+      <w:r>
+        <w:t>13. References</w:t>
+      </w:r>
+    </w:p>
+    <w:p>
+      <w:r>
+        <w:rPr>
+          <w:rFonts w:ascii="Calibri" w:hAnsi="Calibri" w:eastAsia="Calibri"/>
+          <w:b w:val="0"/>
+          <w:sz w:val="22"/>
+        </w:rPr>
+        <w:t>Charters, maps, decision trees, KPI definitions.</w:t>
+      </w:r>
+    </w:p>
+    <w:p>
+      <w:pPr>
+        <w:pStyle w:val="Heading3"/>
+      </w:pPr>
+      <w:r>
+        <w:t>Sign-off</w:t>
+      </w:r>
+    </w:p>
+    <w:tbl>
+      <w:tblPr>
+        <w:tblStyle w:val="TableGrid"/>
+        <w:tblW w:type="auto" w:w="0"/>
+        <w:tblLook w:firstColumn="1" w:firstRow="1" w:lastColumn="0" w:lastRow="0" w:noHBand="0" w:noVBand="1" w:val="04A0"/>
+      </w:tblPr>
+      <w:tblGrid>
+        <w:gridCol w:w="3216"/>
+        <w:gridCol w:w="3216"/>
+        <w:gridCol w:w="3216"/>
+      </w:tblGrid>
+      <w:tr>
+        <w:tc>
+          <w:tcPr>
+            <w:tcW w:type="dxa" w:w="3216"/>
+          </w:tcPr>
+          <w:p>
+            <w:r>
+              <w:rPr>
+                <w:rFonts w:ascii="Calibri" w:hAnsi="Calibri" w:eastAsia="Calibri"/>
+                <w:b/>
+                <w:sz w:val="18"/>
+              </w:rPr>
+              <w:t>Role</w:t>
+            </w:r>
+          </w:p>
+        </w:tc>
+        <w:tc>
+          <w:tcPr>
+            <w:tcW w:type="dxa" w:w="3216"/>
+          </w:tcPr>
+          <w:p>
+            <w:r>
+              <w:rPr>
+                <w:rFonts w:ascii="Calibri" w:hAnsi="Calibri" w:eastAsia="Calibri"/>
+                <w:b/>
+                <w:sz w:val="18"/>
+              </w:rPr>
+              <w:t>Name</w:t>
+            </w:r>
+          </w:p>
+        </w:tc>
+        <w:tc>
+          <w:tcPr>
+            <w:tcW w:type="dxa" w:w="3216"/>
+          </w:tcPr>
+          <w:p>
+            <w:r>
+              <w:rPr>
+                <w:rFonts w:ascii="Calibri" w:hAnsi="Calibri" w:eastAsia="Calibri"/>
+                <w:b/>
+                <w:sz w:val="18"/>
+              </w:rPr>
+              <w:t>Date</w:t>
+            </w:r>
+          </w:p>
+        </w:tc>
+      </w:tr>
+      <w:tr>
+        <w:tc>
+          <w:tcPr>
+            <w:tcW w:type="dxa" w:w="3216"/>
+          </w:tcPr>
+          <w:p>
+            <w:r>
+              <w:rPr>
+                <w:rFonts w:ascii="Calibri" w:hAnsi="Calibri" w:eastAsia="Calibri"/>
+                <w:b w:val="0"/>
+                <w:color w:val="12160F"/>
+                <w:sz w:val="18"/>
+              </w:rPr>
+              <w:t>Owner</w:t>
+            </w:r>
+          </w:p>
+        </w:tc>
+        <w:tc>
+          <w:tcPr>
+            <w:tcW w:type="dxa" w:w="3216"/>
+          </w:tcPr>
+          <w:p>
+            <w:r>
+              <w:rPr>
+                <w:rFonts w:ascii="Calibri" w:hAnsi="Calibri" w:eastAsia="Calibri"/>
+                <w:b w:val="0"/>
+                <w:color w:val="12160F"/>
+                <w:sz w:val="18"/>
+              </w:rPr>
+            </w:r>
+          </w:p>
+        </w:tc>
+        <w:tc>
+          <w:tcPr>
+            <w:tcW w:type="dxa" w:w="3216"/>
+          </w:tcPr>
+          <w:p>
+            <w:r>
+              <w:rPr>
+                <w:rFonts w:ascii="Calibri" w:hAnsi="Calibri" w:eastAsia="Calibri"/>
+                <w:b w:val="0"/>
+                <w:color w:val="12160F"/>
+                <w:sz w:val="18"/>
+              </w:rPr>
+            </w:r>
+          </w:p>
+        </w:tc>
+      </w:tr>
+      <w:tr>
+        <w:tc>
+          <w:tcPr>
+            <w:tcW w:type="dxa" w:w="3216"/>
+          </w:tcPr>
+          <w:p>
+            <w:r>
+              <w:rPr>
+                <w:rFonts w:ascii="Calibri" w:hAnsi="Calibri" w:eastAsia="Calibri"/>
+                <w:b w:val="0"/>
+                <w:color w:val="12160F"/>
+                <w:sz w:val="18"/>
+              </w:rPr>
+              <w:t>Controls</w:t>
+            </w:r>
+          </w:p>
+        </w:tc>
+        <w:tc>
+          <w:tcPr>
+            <w:tcW w:type="dxa" w:w="3216"/>
+          </w:tcPr>
+          <w:p>
+            <w:r>
+              <w:rPr>
+                <w:rFonts w:ascii="Calibri" w:hAnsi="Calibri" w:eastAsia="Calibri"/>
+                <w:b w:val="0"/>
+                <w:color w:val="12160F"/>
+                <w:sz w:val="18"/>
+              </w:rPr>
+            </w:r>
+          </w:p>
+        </w:tc>
+        <w:tc>
+          <w:tcPr>
+            <w:tcW w:type="dxa" w:w="3216"/>
+          </w:tcPr>
+          <w:p>
+            <w:r>
+              <w:rPr>
+                <w:rFonts w:ascii="Calibri" w:hAnsi="Calibri" w:eastAsia="Calibri"/>
+                <w:b w:val="0"/>
+                <w:color w:val="12160F"/>
+                <w:sz w:val="18"/>
+              </w:rPr>
+            </w:r>
+          </w:p>
+        </w:tc>
+      </w:tr>
+      <w:tr>
+        <w:tc>
+          <w:tcPr>
+            <w:tcW w:type="dxa" w:w="3216"/>
+          </w:tcPr>
+          <w:p>
+            <w:r>
+              <w:rPr>
+                <w:rFonts w:ascii="Calibri" w:hAnsi="Calibri" w:eastAsia="Calibri"/>
+                <w:b w:val="0"/>
+                <w:color w:val="12160F"/>
+                <w:sz w:val="18"/>
+              </w:rPr>
+              <w:t>Process Owner</w:t>
+            </w:r>
+          </w:p>
+        </w:tc>
+        <w:tc>
+          <w:tcPr>
+            <w:tcW w:type="dxa" w:w="3216"/>
+          </w:tcPr>
+          <w:p>
+            <w:r>
+              <w:rPr>
+                <w:rFonts w:ascii="Calibri" w:hAnsi="Calibri" w:eastAsia="Calibri"/>
+                <w:b w:val="0"/>
+                <w:color w:val="12160F"/>
+                <w:sz w:val="18"/>
+              </w:rPr>
+            </w:r>
+          </w:p>
+        </w:tc>
+        <w:tc>
+          <w:tcPr>
+            <w:tcW w:type="dxa" w:w="3216"/>
+          </w:tcPr>
+          <w:p>
+            <w:r>
+              <w:rPr>
+                <w:rFonts w:ascii="Calibri" w:hAnsi="Calibri" w:eastAsia="Calibri"/>
+                <w:b w:val="0"/>
+                <w:color w:val="12160F"/>
+                <w:sz w:val="18"/>
+              </w:rPr>
+            </w:r>
+          </w:p>
+        </w:tc>
+      </w:tr>
+    </w:tbl>
+    <w:p>
+      <w:pPr>
+        <w:pStyle w:val="Heading2"/>
+      </w:pPr>
+      <w:r>
+        <w:rPr>
+          <w:color w:val="12160F"/>
+        </w:rPr>
+        <w:t>Part B — Example SOP (Northline Industrials — fictional)</w:t>
+      </w:r>
+    </w:p>
+    <w:p>
+      <w:r>
+        <w:rPr>
+          <w:rFonts w:ascii="Calibri" w:hAnsi="Calibri" w:eastAsia="Calibri"/>
+          <w:b w:val="0"/>
+          <w:sz w:val="22"/>
+        </w:rPr>
+        <w:t>**SOP-NIL-MATCH-01** · 3-way match — US-OH inventory PO invoices</w:t>
+      </w:r>
+    </w:p>
+    <w:p>
+      <w:r>
+        <w:rPr>
+          <w:rFonts w:ascii="Calibri" w:hAnsi="Calibri" w:eastAsia="Calibri"/>
+          <w:b w:val="0"/>
+          <w:sz w:val="22"/>
+        </w:rPr>
+        <w:t>**Version** 1.0 · Effective 7 April 2026 (illustrative)</w:t>
+      </w:r>
+    </w:p>
+    <w:p>
+      <w:r>
+        <w:rPr>
+          <w:rFonts w:ascii="Calibri" w:hAnsi="Calibri" w:eastAsia="Calibri"/>
+          <w:b w:val="0"/>
+          <w:sz w:val="22"/>
+        </w:rPr>
+        <w:t>**Owner:** Jordan Hale, AP Match Lead · **Backup:** Exception Desk Lead</w:t>
+      </w:r>
+    </w:p>
+    <w:p>
+      <w:r>
+        <w:rPr>
+          <w:rFonts w:ascii="Calibri" w:hAnsi="Calibri" w:eastAsia="Calibri"/>
+          <w:b w:val="0"/>
+          <w:sz w:val="22"/>
+        </w:rPr>
+        <w:t>**Charter:** Agent 03 Matching L1 · Agent 10 L0 · Agent 16 L1</w:t>
+      </w:r>
+    </w:p>
+    <w:p>
+      <w:pPr>
+        <w:pStyle w:val="Heading3"/>
+      </w:pPr>
+      <w:r>
+        <w:t>1. Purpose</w:t>
+      </w:r>
+    </w:p>
+    <w:p>
+      <w:r>
+        <w:rPr>
+          <w:rFonts w:ascii="Calibri" w:hAnsi="Calibri" w:eastAsia="Calibri"/>
+          <w:b w:val="0"/>
+          <w:sz w:val="22"/>
+        </w:rPr>
+        <w:t>Apply the signed 3-way match tree to in-scope Dayton inventory invoices and produce an inspectable worksheet or a coded break. The agent recommends. A human accepts or rejects. Posting is a separate human (or later, a gated L3 class — not in this SOP). Payment is not in this SOP.</w:t>
+      </w:r>
+    </w:p>
+    <w:p>
+      <w:pPr>
+        <w:pStyle w:val="Heading3"/>
+      </w:pPr>
+      <w:r>
+        <w:t>2. Scope</w:t>
+      </w:r>
+    </w:p>
+    <w:p>
+      <w:r>
+        <w:rPr>
+          <w:rFonts w:ascii="Calibri" w:hAnsi="Calibri" w:eastAsia="Calibri"/>
+          <w:b w:val="0"/>
+          <w:sz w:val="22"/>
+        </w:rPr>
+        <w:t>**In:** Company 1000; inventory PO; header ≤ $50,000; 3-way; no open Agent 10 flag.</w:t>
+      </w:r>
+    </w:p>
+    <w:p>
+      <w:r>
+        <w:rPr>
+          <w:rFonts w:ascii="Calibri" w:hAnsi="Calibri" w:eastAsia="Calibri"/>
+          <w:b w:val="0"/>
+          <w:sz w:val="22"/>
+        </w:rPr>
+        <w:t>**Out:** Services, intercompany, CA/MX, first invoice from a vendor, header &gt; $50,000, any open flag.</w:t>
+      </w:r>
+    </w:p>
+    <w:p>
+      <w:pPr>
+        <w:pStyle w:val="Heading3"/>
+      </w:pPr>
+      <w:r>
+        <w:t>3. Definitions</w:t>
+      </w:r>
+    </w:p>
+    <w:tbl>
+      <w:tblPr>
+        <w:tblStyle w:val="TableGrid"/>
+        <w:tblW w:type="auto" w:w="0"/>
+        <w:tblLook w:firstColumn="1" w:firstRow="1" w:lastColumn="0" w:lastRow="0" w:noHBand="0" w:noVBand="1" w:val="04A0"/>
+      </w:tblPr>
+      <w:tblGrid>
+        <w:gridCol w:w="4824"/>
+        <w:gridCol w:w="4824"/>
+      </w:tblGrid>
+      <w:tr>
+        <w:tc>
+          <w:tcPr>
+            <w:tcW w:type="dxa" w:w="4824"/>
+          </w:tcPr>
+          <w:p>
+            <w:r>
+              <w:rPr>
+                <w:rFonts w:ascii="Calibri" w:hAnsi="Calibri" w:eastAsia="Calibri"/>
+                <w:b/>
+                <w:sz w:val="18"/>
+              </w:rPr>
+              <w:t>Term</w:t>
+            </w:r>
+          </w:p>
+        </w:tc>
+        <w:tc>
+          <w:tcPr>
+            <w:tcW w:type="dxa" w:w="4824"/>
+          </w:tcPr>
+          <w:p>
+            <w:r>
+              <w:rPr>
+                <w:rFonts w:ascii="Calibri" w:hAnsi="Calibri" w:eastAsia="Calibri"/>
+                <w:b/>
+                <w:sz w:val="18"/>
+              </w:rPr>
+              <w:t>Meaning</w:t>
+            </w:r>
+          </w:p>
+        </w:tc>
+      </w:tr>
+      <w:tr>
+        <w:tc>
+          <w:tcPr>
+            <w:tcW w:type="dxa" w:w="4824"/>
+          </w:tcPr>
+          <w:p>
+            <w:r>
+              <w:rPr>
+                <w:rFonts w:ascii="Calibri" w:hAnsi="Calibri" w:eastAsia="Calibri"/>
+                <w:b w:val="0"/>
+                <w:color w:val="12160F"/>
+                <w:sz w:val="18"/>
+              </w:rPr>
+              <w:t>Worksheet</w:t>
+            </w:r>
+          </w:p>
+        </w:tc>
+        <w:tc>
+          <w:tcPr>
+            <w:tcW w:type="dxa" w:w="4824"/>
+          </w:tcPr>
+          <w:p>
+            <w:r>
+              <w:rPr>
+                <w:rFonts w:ascii="Calibri" w:hAnsi="Calibri" w:eastAsia="Calibri"/>
+                <w:b w:val="0"/>
+                <w:color w:val="12160F"/>
+                <w:sz w:val="18"/>
+              </w:rPr>
+              <w:t>Line-level comparison of invoice, PO, GR with tolerances applied</w:t>
+            </w:r>
+          </w:p>
+        </w:tc>
+      </w:tr>
+      <w:tr>
+        <w:tc>
+          <w:tcPr>
+            <w:tcW w:type="dxa" w:w="4824"/>
+          </w:tcPr>
+          <w:p>
+            <w:r>
+              <w:rPr>
+                <w:rFonts w:ascii="Calibri" w:hAnsi="Calibri" w:eastAsia="Calibri"/>
+                <w:b w:val="0"/>
+                <w:color w:val="12160F"/>
+                <w:sz w:val="18"/>
+              </w:rPr>
+              <w:t>Open flag</w:t>
+            </w:r>
+          </w:p>
+        </w:tc>
+        <w:tc>
+          <w:tcPr>
+            <w:tcW w:type="dxa" w:w="4824"/>
+          </w:tcPr>
+          <w:p>
+            <w:r>
+              <w:rPr>
+                <w:rFonts w:ascii="Calibri" w:hAnsi="Calibri" w:eastAsia="Calibri"/>
+                <w:b w:val="0"/>
+                <w:color w:val="12160F"/>
+                <w:sz w:val="18"/>
+              </w:rPr>
+              <w:t>Uncleared EX-DUP or EX-ANM on the object</w:t>
+            </w:r>
+          </w:p>
+        </w:tc>
+      </w:tr>
+    </w:tbl>
+    <w:p>
+      <w:pPr>
+        <w:pStyle w:val="Heading3"/>
+      </w:pPr>
+      <w:r>
+        <w:t>4. Roles</w:t>
+      </w:r>
+    </w:p>
+    <w:tbl>
+      <w:tblPr>
+        <w:tblStyle w:val="TableGrid"/>
+        <w:tblW w:type="auto" w:w="0"/>
+        <w:tblLook w:firstColumn="1" w:firstRow="1" w:lastColumn="0" w:lastRow="0" w:noHBand="0" w:noVBand="1" w:val="04A0"/>
+      </w:tblPr>
+      <w:tblGrid>
+        <w:gridCol w:w="4824"/>
+        <w:gridCol w:w="4824"/>
+      </w:tblGrid>
+      <w:tr>
+        <w:tc>
+          <w:tcPr>
+            <w:tcW w:type="dxa" w:w="4824"/>
+          </w:tcPr>
+          <w:p>
+            <w:r>
+              <w:rPr>
+                <w:rFonts w:ascii="Calibri" w:hAnsi="Calibri" w:eastAsia="Calibri"/>
+                <w:b/>
+                <w:sz w:val="18"/>
+              </w:rPr>
+              <w:t>Role</w:t>
+            </w:r>
+          </w:p>
+        </w:tc>
+        <w:tc>
+          <w:tcPr>
+            <w:tcW w:type="dxa" w:w="4824"/>
+          </w:tcPr>
+          <w:p>
+            <w:r>
+              <w:rPr>
+                <w:rFonts w:ascii="Calibri" w:hAnsi="Calibri" w:eastAsia="Calibri"/>
+                <w:b/>
+                <w:sz w:val="18"/>
+              </w:rPr>
+              <w:t>R/A/C/I</w:t>
+            </w:r>
+          </w:p>
+        </w:tc>
+      </w:tr>
+      <w:tr>
+        <w:tc>
+          <w:tcPr>
+            <w:tcW w:type="dxa" w:w="4824"/>
+          </w:tcPr>
+          <w:p>
+            <w:r>
+              <w:rPr>
+                <w:rFonts w:ascii="Calibri" w:hAnsi="Calibri" w:eastAsia="Calibri"/>
+                <w:b w:val="0"/>
+                <w:color w:val="12160F"/>
+                <w:sz w:val="18"/>
+              </w:rPr>
+              <w:t>Agent 03</w:t>
+            </w:r>
+          </w:p>
+        </w:tc>
+        <w:tc>
+          <w:tcPr>
+            <w:tcW w:type="dxa" w:w="4824"/>
+          </w:tcPr>
+          <w:p>
+            <w:r>
+              <w:rPr>
+                <w:rFonts w:ascii="Calibri" w:hAnsi="Calibri" w:eastAsia="Calibri"/>
+                <w:b w:val="0"/>
+                <w:color w:val="12160F"/>
+                <w:sz w:val="18"/>
+              </w:rPr>
+              <w:t>R (recommend)</w:t>
+            </w:r>
+          </w:p>
+        </w:tc>
+      </w:tr>
+      <w:tr>
+        <w:tc>
+          <w:tcPr>
+            <w:tcW w:type="dxa" w:w="4824"/>
+          </w:tcPr>
+          <w:p>
+            <w:r>
+              <w:rPr>
+                <w:rFonts w:ascii="Calibri" w:hAnsi="Calibri" w:eastAsia="Calibri"/>
+                <w:b w:val="0"/>
+                <w:color w:val="12160F"/>
+                <w:sz w:val="18"/>
+              </w:rPr>
+              <w:t>Match specialist</w:t>
+            </w:r>
+          </w:p>
+        </w:tc>
+        <w:tc>
+          <w:tcPr>
+            <w:tcW w:type="dxa" w:w="4824"/>
+          </w:tcPr>
+          <w:p>
+            <w:r>
+              <w:rPr>
+                <w:rFonts w:ascii="Calibri" w:hAnsi="Calibri" w:eastAsia="Calibri"/>
+                <w:b w:val="0"/>
+                <w:color w:val="12160F"/>
+                <w:sz w:val="18"/>
+              </w:rPr>
+              <w:t>R (accept/edit/reject); A on the accept</w:t>
+            </w:r>
+          </w:p>
+        </w:tc>
+      </w:tr>
+      <w:tr>
+        <w:tc>
+          <w:tcPr>
+            <w:tcW w:type="dxa" w:w="4824"/>
+          </w:tcPr>
+          <w:p>
+            <w:r>
+              <w:rPr>
+                <w:rFonts w:ascii="Calibri" w:hAnsi="Calibri" w:eastAsia="Calibri"/>
+                <w:b w:val="0"/>
+                <w:color w:val="12160F"/>
+                <w:sz w:val="18"/>
+              </w:rPr>
+              <w:t>AP Match Lead</w:t>
+            </w:r>
+          </w:p>
+        </w:tc>
+        <w:tc>
+          <w:tcPr>
+            <w:tcW w:type="dxa" w:w="4824"/>
+          </w:tcPr>
+          <w:p>
+            <w:r>
+              <w:rPr>
+                <w:rFonts w:ascii="Calibri" w:hAnsi="Calibri" w:eastAsia="Calibri"/>
+                <w:b w:val="0"/>
+                <w:color w:val="12160F"/>
+                <w:sz w:val="18"/>
+              </w:rPr>
+              <w:t>A for the SOP</w:t>
+            </w:r>
+          </w:p>
+        </w:tc>
+      </w:tr>
+      <w:tr>
+        <w:tc>
+          <w:tcPr>
+            <w:tcW w:type="dxa" w:w="4824"/>
+          </w:tcPr>
+          <w:p>
+            <w:r>
+              <w:rPr>
+                <w:rFonts w:ascii="Calibri" w:hAnsi="Calibri" w:eastAsia="Calibri"/>
+                <w:b w:val="0"/>
+                <w:color w:val="12160F"/>
+                <w:sz w:val="18"/>
+              </w:rPr>
+              <w:t>Agent 10 / Controls</w:t>
+            </w:r>
+          </w:p>
+        </w:tc>
+        <w:tc>
+          <w:tcPr>
+            <w:tcW w:type="dxa" w:w="4824"/>
+          </w:tcPr>
+          <w:p>
+            <w:r>
+              <w:rPr>
+                <w:rFonts w:ascii="Calibri" w:hAnsi="Calibri" w:eastAsia="Calibri"/>
+                <w:b w:val="0"/>
+                <w:color w:val="12160F"/>
+                <w:sz w:val="18"/>
+              </w:rPr>
+              <w:t>C on flags; A on clearance</w:t>
+            </w:r>
+          </w:p>
+        </w:tc>
+      </w:tr>
+      <w:tr>
+        <w:tc>
+          <w:tcPr>
+            <w:tcW w:type="dxa" w:w="4824"/>
+          </w:tcPr>
+          <w:p>
+            <w:r>
+              <w:rPr>
+                <w:rFonts w:ascii="Calibri" w:hAnsi="Calibri" w:eastAsia="Calibri"/>
+                <w:b w:val="0"/>
+                <w:color w:val="12160F"/>
+                <w:sz w:val="18"/>
+              </w:rPr>
+              <w:t>Poster</w:t>
+            </w:r>
+          </w:p>
+        </w:tc>
+        <w:tc>
+          <w:tcPr>
+            <w:tcW w:type="dxa" w:w="4824"/>
+          </w:tcPr>
+          <w:p>
+            <w:r>
+              <w:rPr>
+                <w:rFonts w:ascii="Calibri" w:hAnsi="Calibri" w:eastAsia="Calibri"/>
+                <w:b w:val="0"/>
+                <w:color w:val="12160F"/>
+                <w:sz w:val="18"/>
+              </w:rPr>
+              <w:t>R on post after accept — human</w:t>
+            </w:r>
+          </w:p>
+        </w:tc>
+      </w:tr>
+      <w:tr>
+        <w:tc>
+          <w:tcPr>
+            <w:tcW w:type="dxa" w:w="4824"/>
+          </w:tcPr>
+          <w:p>
+            <w:r>
+              <w:rPr>
+                <w:rFonts w:ascii="Calibri" w:hAnsi="Calibri" w:eastAsia="Calibri"/>
+                <w:b w:val="0"/>
+                <w:color w:val="12160F"/>
+                <w:sz w:val="18"/>
+              </w:rPr>
+              <w:t>Process Owner</w:t>
+            </w:r>
+          </w:p>
+        </w:tc>
+        <w:tc>
+          <w:tcPr>
+            <w:tcW w:type="dxa" w:w="4824"/>
+          </w:tcPr>
+          <w:p>
+            <w:r>
+              <w:rPr>
+                <w:rFonts w:ascii="Calibri" w:hAnsi="Calibri" w:eastAsia="Calibri"/>
+                <w:b w:val="0"/>
+                <w:color w:val="12160F"/>
+                <w:sz w:val="18"/>
+              </w:rPr>
+              <w:t>I; A on charter changes</w:t>
+            </w:r>
+          </w:p>
+        </w:tc>
+      </w:tr>
+    </w:tbl>
+    <w:p>
+      <w:pPr>
+        <w:pStyle w:val="Heading3"/>
+      </w:pPr>
+      <w:r>
+        <w:t>5. Trigger</w:t>
+      </w:r>
+    </w:p>
+    <w:p>
+      <w:r>
+        <w:rPr>
+          <w:rFonts w:ascii="Calibri" w:hAnsi="Calibri" w:eastAsia="Calibri"/>
+          <w:b w:val="0"/>
+          <w:sz w:val="22"/>
+        </w:rPr>
+        <w:t>Object status `ready` from Validation and no open flag.</w:t>
+      </w:r>
+    </w:p>
+    <w:p>
+      <w:pPr>
+        <w:pStyle w:val="Heading3"/>
+      </w:pPr>
+      <w:r>
+        <w:t>6. Procedure</w:t>
+      </w:r>
+    </w:p>
+    <w:tbl>
+      <w:tblPr>
+        <w:tblStyle w:val="TableGrid"/>
+        <w:tblW w:type="auto" w:w="0"/>
+        <w:tblLook w:firstColumn="1" w:firstRow="1" w:lastColumn="0" w:lastRow="0" w:noHBand="0" w:noVBand="1" w:val="04A0"/>
+      </w:tblPr>
+      <w:tblGrid>
+        <w:gridCol w:w="1608"/>
+        <w:gridCol w:w="1608"/>
+        <w:gridCol w:w="1608"/>
+        <w:gridCol w:w="1608"/>
+        <w:gridCol w:w="1608"/>
+        <w:gridCol w:w="1608"/>
+      </w:tblGrid>
+      <w:tr>
+        <w:tc>
+          <w:tcPr>
+            <w:tcW w:type="dxa" w:w="1608"/>
+          </w:tcPr>
+          <w:p>
+            <w:r>
+              <w:rPr>
+                <w:rFonts w:ascii="Calibri" w:hAnsi="Calibri" w:eastAsia="Calibri"/>
+                <w:b/>
+                <w:sz w:val="18"/>
+              </w:rPr>
+              <w:t>Step</w:t>
+            </w:r>
+          </w:p>
+        </w:tc>
+        <w:tc>
+          <w:tcPr>
+            <w:tcW w:type="dxa" w:w="1608"/>
+          </w:tcPr>
+          <w:p>
+            <w:r>
+              <w:rPr>
+                <w:rFonts w:ascii="Calibri" w:hAnsi="Calibri" w:eastAsia="Calibri"/>
+                <w:b/>
+                <w:sz w:val="18"/>
+              </w:rPr>
+              <w:t>Actor</w:t>
+            </w:r>
+          </w:p>
+        </w:tc>
+        <w:tc>
+          <w:tcPr>
+            <w:tcW w:type="dxa" w:w="1608"/>
+          </w:tcPr>
+          <w:p>
+            <w:r>
+              <w:rPr>
+                <w:rFonts w:ascii="Calibri" w:hAnsi="Calibri" w:eastAsia="Calibri"/>
+                <w:b/>
+                <w:sz w:val="18"/>
+              </w:rPr>
+              <w:t>Action</w:t>
+            </w:r>
+          </w:p>
+        </w:tc>
+        <w:tc>
+          <w:tcPr>
+            <w:tcW w:type="dxa" w:w="1608"/>
+          </w:tcPr>
+          <w:p>
+            <w:r>
+              <w:rPr>
+                <w:rFonts w:ascii="Calibri" w:hAnsi="Calibri" w:eastAsia="Calibri"/>
+                <w:b/>
+                <w:sz w:val="18"/>
+              </w:rPr>
+              <w:t>Evidence</w:t>
+            </w:r>
+          </w:p>
+        </w:tc>
+        <w:tc>
+          <w:tcPr>
+            <w:tcW w:type="dxa" w:w="1608"/>
+          </w:tcPr>
+          <w:p>
+            <w:r>
+              <w:rPr>
+                <w:rFonts w:ascii="Calibri" w:hAnsi="Calibri" w:eastAsia="Calibri"/>
+                <w:b/>
+                <w:sz w:val="18"/>
+              </w:rPr>
+              <w:t>Exit</w:t>
+            </w:r>
+          </w:p>
+        </w:tc>
+        <w:tc>
+          <w:tcPr>
+            <w:tcW w:type="dxa" w:w="1608"/>
+          </w:tcPr>
+          <w:p>
+            <w:r>
+              <w:rPr>
+                <w:rFonts w:ascii="Calibri" w:hAnsi="Calibri" w:eastAsia="Calibri"/>
+                <w:b/>
+                <w:sz w:val="18"/>
+              </w:rPr>
+              <w:t>If fail</w:t>
+            </w:r>
+          </w:p>
+        </w:tc>
+      </w:tr>
+      <w:tr>
+        <w:tc>
+          <w:tcPr>
+            <w:tcW w:type="dxa" w:w="1608"/>
+          </w:tcPr>
+          <w:p>
+            <w:r>
+              <w:rPr>
+                <w:rFonts w:ascii="Calibri" w:hAnsi="Calibri" w:eastAsia="Calibri"/>
+                <w:b w:val="0"/>
+                <w:color w:val="12160F"/>
+                <w:sz w:val="18"/>
+              </w:rPr>
+              <w:t>1</w:t>
+            </w:r>
+          </w:p>
+        </w:tc>
+        <w:tc>
+          <w:tcPr>
+            <w:tcW w:type="dxa" w:w="1608"/>
+          </w:tcPr>
+          <w:p>
+            <w:r>
+              <w:rPr>
+                <w:rFonts w:ascii="Calibri" w:hAnsi="Calibri" w:eastAsia="Calibri"/>
+                <w:b w:val="0"/>
+                <w:color w:val="12160F"/>
+                <w:sz w:val="18"/>
+              </w:rPr>
+              <w:t>16</w:t>
+            </w:r>
+          </w:p>
+        </w:tc>
+        <w:tc>
+          <w:tcPr>
+            <w:tcW w:type="dxa" w:w="1608"/>
+          </w:tcPr>
+          <w:p>
+            <w:r>
+              <w:rPr>
+                <w:rFonts w:ascii="Calibri" w:hAnsi="Calibri" w:eastAsia="Calibri"/>
+                <w:b w:val="0"/>
+                <w:color w:val="12160F"/>
+                <w:sz w:val="18"/>
+              </w:rPr>
+              <w:t>Confirm in-scope</w:t>
+            </w:r>
+          </w:p>
+        </w:tc>
+        <w:tc>
+          <w:tcPr>
+            <w:tcW w:type="dxa" w:w="1608"/>
+          </w:tcPr>
+          <w:p>
+            <w:r>
+              <w:rPr>
+                <w:rFonts w:ascii="Calibri" w:hAnsi="Calibri" w:eastAsia="Calibri"/>
+                <w:b w:val="0"/>
+                <w:color w:val="12160F"/>
+                <w:sz w:val="18"/>
+              </w:rPr>
+              <w:t>Object fields</w:t>
+            </w:r>
+          </w:p>
+        </w:tc>
+        <w:tc>
+          <w:tcPr>
+            <w:tcW w:type="dxa" w:w="1608"/>
+          </w:tcPr>
+          <w:p>
+            <w:r>
+              <w:rPr>
+                <w:rFonts w:ascii="Calibri" w:hAnsi="Calibri" w:eastAsia="Calibri"/>
+                <w:b w:val="0"/>
+                <w:color w:val="12160F"/>
+                <w:sz w:val="18"/>
+              </w:rPr>
+              <w:t>In / `OUT_OF_SCOPE`</w:t>
+            </w:r>
+          </w:p>
+        </w:tc>
+        <w:tc>
+          <w:tcPr>
+            <w:tcW w:type="dxa" w:w="1608"/>
+          </w:tcPr>
+          <w:p>
+            <w:r>
+              <w:rPr>
+                <w:rFonts w:ascii="Calibri" w:hAnsi="Calibri" w:eastAsia="Calibri"/>
+                <w:b w:val="0"/>
+                <w:color w:val="12160F"/>
+                <w:sz w:val="18"/>
+              </w:rPr>
+              <w:t>Stop</w:t>
+            </w:r>
+          </w:p>
+        </w:tc>
+      </w:tr>
+      <w:tr>
+        <w:tc>
+          <w:tcPr>
+            <w:tcW w:type="dxa" w:w="1608"/>
+          </w:tcPr>
+          <w:p>
+            <w:r>
+              <w:rPr>
+                <w:rFonts w:ascii="Calibri" w:hAnsi="Calibri" w:eastAsia="Calibri"/>
+                <w:b w:val="0"/>
+                <w:color w:val="12160F"/>
+                <w:sz w:val="18"/>
+              </w:rPr>
+              <w:t>2</w:t>
+            </w:r>
+          </w:p>
+        </w:tc>
+        <w:tc>
+          <w:tcPr>
+            <w:tcW w:type="dxa" w:w="1608"/>
+          </w:tcPr>
+          <w:p>
+            <w:r>
+              <w:rPr>
+                <w:rFonts w:ascii="Calibri" w:hAnsi="Calibri" w:eastAsia="Calibri"/>
+                <w:b w:val="0"/>
+                <w:color w:val="12160F"/>
+                <w:sz w:val="18"/>
+              </w:rPr>
+              <w:t>10</w:t>
+            </w:r>
+          </w:p>
+        </w:tc>
+        <w:tc>
+          <w:tcPr>
+            <w:tcW w:type="dxa" w:w="1608"/>
+          </w:tcPr>
+          <w:p>
+            <w:r>
+              <w:rPr>
+                <w:rFonts w:ascii="Calibri" w:hAnsi="Calibri" w:eastAsia="Calibri"/>
+                <w:b w:val="0"/>
+                <w:color w:val="12160F"/>
+                <w:sz w:val="18"/>
+              </w:rPr>
+              <w:t>Shadow flag check</w:t>
+            </w:r>
+          </w:p>
+        </w:tc>
+        <w:tc>
+          <w:tcPr>
+            <w:tcW w:type="dxa" w:w="1608"/>
+          </w:tcPr>
+          <w:p>
+            <w:r>
+              <w:rPr>
+                <w:rFonts w:ascii="Calibri" w:hAnsi="Calibri" w:eastAsia="Calibri"/>
+                <w:b w:val="0"/>
+                <w:color w:val="12160F"/>
+                <w:sz w:val="18"/>
+              </w:rPr>
+              <w:t>Flag or quiet</w:t>
+            </w:r>
+          </w:p>
+        </w:tc>
+        <w:tc>
+          <w:tcPr>
+            <w:tcW w:type="dxa" w:w="1608"/>
+          </w:tcPr>
+          <w:p>
+            <w:r>
+              <w:rPr>
+                <w:rFonts w:ascii="Calibri" w:hAnsi="Calibri" w:eastAsia="Calibri"/>
+                <w:b w:val="0"/>
+                <w:color w:val="12160F"/>
+                <w:sz w:val="18"/>
+              </w:rPr>
+              <w:t>Quiet / `ANOMALY_HOLD`</w:t>
+            </w:r>
+          </w:p>
+        </w:tc>
+        <w:tc>
+          <w:tcPr>
+            <w:tcW w:type="dxa" w:w="1608"/>
+          </w:tcPr>
+          <w:p>
+            <w:r>
+              <w:rPr>
+                <w:rFonts w:ascii="Calibri" w:hAnsi="Calibri" w:eastAsia="Calibri"/>
+                <w:b w:val="0"/>
+                <w:color w:val="12160F"/>
+                <w:sz w:val="18"/>
+              </w:rPr>
+              <w:t>Specialist does not match; Controls owns</w:t>
+            </w:r>
+          </w:p>
+        </w:tc>
+      </w:tr>
+      <w:tr>
+        <w:tc>
+          <w:tcPr>
+            <w:tcW w:type="dxa" w:w="1608"/>
+          </w:tcPr>
+          <w:p>
+            <w:r>
+              <w:rPr>
+                <w:rFonts w:ascii="Calibri" w:hAnsi="Calibri" w:eastAsia="Calibri"/>
+                <w:b w:val="0"/>
+                <w:color w:val="12160F"/>
+                <w:sz w:val="18"/>
+              </w:rPr>
+              <w:t>3</w:t>
+            </w:r>
+          </w:p>
+        </w:tc>
+        <w:tc>
+          <w:tcPr>
+            <w:tcW w:type="dxa" w:w="1608"/>
+          </w:tcPr>
+          <w:p>
+            <w:r>
+              <w:rPr>
+                <w:rFonts w:ascii="Calibri" w:hAnsi="Calibri" w:eastAsia="Calibri"/>
+                <w:b w:val="0"/>
+                <w:color w:val="12160F"/>
+                <w:sz w:val="18"/>
+              </w:rPr>
+              <w:t>03</w:t>
+            </w:r>
+          </w:p>
+        </w:tc>
+        <w:tc>
+          <w:tcPr>
+            <w:tcW w:type="dxa" w:w="1608"/>
+          </w:tcPr>
+          <w:p>
+            <w:r>
+              <w:rPr>
+                <w:rFonts w:ascii="Calibri" w:hAnsi="Calibri" w:eastAsia="Calibri"/>
+                <w:b w:val="0"/>
+                <w:color w:val="12160F"/>
+                <w:sz w:val="18"/>
+              </w:rPr>
+              <w:t>Apply 3-way + tolerance table</w:t>
+            </w:r>
+          </w:p>
+        </w:tc>
+        <w:tc>
+          <w:tcPr>
+            <w:tcW w:type="dxa" w:w="1608"/>
+          </w:tcPr>
+          <w:p>
+            <w:r>
+              <w:rPr>
+                <w:rFonts w:ascii="Calibri" w:hAnsi="Calibri" w:eastAsia="Calibri"/>
+                <w:b w:val="0"/>
+                <w:color w:val="12160F"/>
+                <w:sz w:val="18"/>
+              </w:rPr>
+              <w:t>Worksheet</w:t>
+            </w:r>
+          </w:p>
+        </w:tc>
+        <w:tc>
+          <w:tcPr>
+            <w:tcW w:type="dxa" w:w="1608"/>
+          </w:tcPr>
+          <w:p>
+            <w:r>
+              <w:rPr>
+                <w:rFonts w:ascii="Calibri" w:hAnsi="Calibri" w:eastAsia="Calibri"/>
+                <w:b w:val="0"/>
+                <w:color w:val="12160F"/>
+                <w:sz w:val="18"/>
+              </w:rPr>
+              <w:t>`RECOMMEND_MATCH` or `BREAK`</w:t>
+            </w:r>
+          </w:p>
+        </w:tc>
+        <w:tc>
+          <w:tcPr>
+            <w:tcW w:type="dxa" w:w="1608"/>
+          </w:tcPr>
+          <w:p>
+            <w:r>
+              <w:rPr>
+                <w:rFonts w:ascii="Calibri" w:hAnsi="Calibri" w:eastAsia="Calibri"/>
+                <w:b w:val="0"/>
+                <w:color w:val="12160F"/>
+                <w:sz w:val="18"/>
+              </w:rPr>
+              <w:t>Code EX-MGR/PRM/QTM/UOM/POE…</w:t>
+            </w:r>
+          </w:p>
+        </w:tc>
+      </w:tr>
+      <w:tr>
+        <w:tc>
+          <w:tcPr>
+            <w:tcW w:type="dxa" w:w="1608"/>
+          </w:tcPr>
+          <w:p>
+            <w:r>
+              <w:rPr>
+                <w:rFonts w:ascii="Calibri" w:hAnsi="Calibri" w:eastAsia="Calibri"/>
+                <w:b w:val="0"/>
+                <w:color w:val="12160F"/>
+                <w:sz w:val="18"/>
+              </w:rPr>
+              <w:t>4</w:t>
+            </w:r>
+          </w:p>
+        </w:tc>
+        <w:tc>
+          <w:tcPr>
+            <w:tcW w:type="dxa" w:w="1608"/>
+          </w:tcPr>
+          <w:p>
+            <w:r>
+              <w:rPr>
+                <w:rFonts w:ascii="Calibri" w:hAnsi="Calibri" w:eastAsia="Calibri"/>
+                <w:b w:val="0"/>
+                <w:color w:val="12160F"/>
+                <w:sz w:val="18"/>
+              </w:rPr>
+              <w:t>Specialist</w:t>
+            </w:r>
+          </w:p>
+        </w:tc>
+        <w:tc>
+          <w:tcPr>
+            <w:tcW w:type="dxa" w:w="1608"/>
+          </w:tcPr>
+          <w:p>
+            <w:r>
+              <w:rPr>
+                <w:rFonts w:ascii="Calibri" w:hAnsi="Calibri" w:eastAsia="Calibri"/>
+                <w:b w:val="0"/>
+                <w:color w:val="12160F"/>
+                <w:sz w:val="18"/>
+              </w:rPr>
+              <w:t>Accept / edit / reject</w:t>
+            </w:r>
+          </w:p>
+        </w:tc>
+        <w:tc>
+          <w:tcPr>
+            <w:tcW w:type="dxa" w:w="1608"/>
+          </w:tcPr>
+          <w:p>
+            <w:r>
+              <w:rPr>
+                <w:rFonts w:ascii="Calibri" w:hAnsi="Calibri" w:eastAsia="Calibri"/>
+                <w:b w:val="0"/>
+                <w:color w:val="12160F"/>
+                <w:sz w:val="18"/>
+              </w:rPr>
+              <w:t>Log</w:t>
+            </w:r>
+          </w:p>
+        </w:tc>
+        <w:tc>
+          <w:tcPr>
+            <w:tcW w:type="dxa" w:w="1608"/>
+          </w:tcPr>
+          <w:p>
+            <w:r>
+              <w:rPr>
+                <w:rFonts w:ascii="Calibri" w:hAnsi="Calibri" w:eastAsia="Calibri"/>
+                <w:b w:val="0"/>
+                <w:color w:val="12160F"/>
+                <w:sz w:val="18"/>
+              </w:rPr>
+              <w:t>Accepted / edited / rejected</w:t>
+            </w:r>
+          </w:p>
+        </w:tc>
+        <w:tc>
+          <w:tcPr>
+            <w:tcW w:type="dxa" w:w="1608"/>
+          </w:tcPr>
+          <w:p>
+            <w:r>
+              <w:rPr>
+                <w:rFonts w:ascii="Calibri" w:hAnsi="Calibri" w:eastAsia="Calibri"/>
+                <w:b w:val="0"/>
+                <w:color w:val="12160F"/>
+                <w:sz w:val="18"/>
+              </w:rPr>
+              <w:t>Reject → 04 triage if still a break</w:t>
+            </w:r>
+          </w:p>
+        </w:tc>
+      </w:tr>
+      <w:tr>
+        <w:tc>
+          <w:tcPr>
+            <w:tcW w:type="dxa" w:w="1608"/>
+          </w:tcPr>
+          <w:p>
+            <w:r>
+              <w:rPr>
+                <w:rFonts w:ascii="Calibri" w:hAnsi="Calibri" w:eastAsia="Calibri"/>
+                <w:b w:val="0"/>
+                <w:color w:val="12160F"/>
+                <w:sz w:val="18"/>
+              </w:rPr>
+              <w:t>5</w:t>
+            </w:r>
+          </w:p>
+        </w:tc>
+        <w:tc>
+          <w:tcPr>
+            <w:tcW w:type="dxa" w:w="1608"/>
+          </w:tcPr>
+          <w:p>
+            <w:r>
+              <w:rPr>
+                <w:rFonts w:ascii="Calibri" w:hAnsi="Calibri" w:eastAsia="Calibri"/>
+                <w:b w:val="0"/>
+                <w:color w:val="12160F"/>
+                <w:sz w:val="18"/>
+              </w:rPr>
+              <w:t>Poster</w:t>
+            </w:r>
+          </w:p>
+        </w:tc>
+        <w:tc>
+          <w:tcPr>
+            <w:tcW w:type="dxa" w:w="1608"/>
+          </w:tcPr>
+          <w:p>
+            <w:r>
+              <w:rPr>
+                <w:rFonts w:ascii="Calibri" w:hAnsi="Calibri" w:eastAsia="Calibri"/>
+                <w:b w:val="0"/>
+                <w:color w:val="12160F"/>
+                <w:sz w:val="18"/>
+              </w:rPr>
+              <w:t>Post if accepted and policy allows</w:t>
+            </w:r>
+          </w:p>
+        </w:tc>
+        <w:tc>
+          <w:tcPr>
+            <w:tcW w:type="dxa" w:w="1608"/>
+          </w:tcPr>
+          <w:p>
+            <w:r>
+              <w:rPr>
+                <w:rFonts w:ascii="Calibri" w:hAnsi="Calibri" w:eastAsia="Calibri"/>
+                <w:b w:val="0"/>
+                <w:color w:val="12160F"/>
+                <w:sz w:val="18"/>
+              </w:rPr>
+              <w:t>ERP document</w:t>
+            </w:r>
+          </w:p>
+        </w:tc>
+        <w:tc>
+          <w:tcPr>
+            <w:tcW w:type="dxa" w:w="1608"/>
+          </w:tcPr>
+          <w:p>
+            <w:r>
+              <w:rPr>
+                <w:rFonts w:ascii="Calibri" w:hAnsi="Calibri" w:eastAsia="Calibri"/>
+                <w:b w:val="0"/>
+                <w:color w:val="12160F"/>
+                <w:sz w:val="18"/>
+              </w:rPr>
+              <w:t>Posted</w:t>
+            </w:r>
+          </w:p>
+        </w:tc>
+        <w:tc>
+          <w:tcPr>
+            <w:tcW w:type="dxa" w:w="1608"/>
+          </w:tcPr>
+          <w:p>
+            <w:r>
+              <w:rPr>
+                <w:rFonts w:ascii="Calibri" w:hAnsi="Calibri" w:eastAsia="Calibri"/>
+                <w:b w:val="0"/>
+                <w:color w:val="12160F"/>
+                <w:sz w:val="18"/>
+              </w:rPr>
+              <w:t>Do not post on a recommendation alone if specialist absent</w:t>
+            </w:r>
+          </w:p>
+        </w:tc>
+      </w:tr>
+      <w:tr>
+        <w:tc>
+          <w:tcPr>
+            <w:tcW w:type="dxa" w:w="1608"/>
+          </w:tcPr>
+          <w:p>
+            <w:r>
+              <w:rPr>
+                <w:rFonts w:ascii="Calibri" w:hAnsi="Calibri" w:eastAsia="Calibri"/>
+                <w:b w:val="0"/>
+                <w:color w:val="12160F"/>
+                <w:sz w:val="18"/>
+              </w:rPr>
+              <w:t>6</w:t>
+            </w:r>
+          </w:p>
+        </w:tc>
+        <w:tc>
+          <w:tcPr>
+            <w:tcW w:type="dxa" w:w="1608"/>
+          </w:tcPr>
+          <w:p>
+            <w:r>
+              <w:rPr>
+                <w:rFonts w:ascii="Calibri" w:hAnsi="Calibri" w:eastAsia="Calibri"/>
+                <w:b w:val="0"/>
+                <w:color w:val="12160F"/>
+                <w:sz w:val="18"/>
+              </w:rPr>
+              <w:t>16</w:t>
+            </w:r>
+          </w:p>
+        </w:tc>
+        <w:tc>
+          <w:tcPr>
+            <w:tcW w:type="dxa" w:w="1608"/>
+          </w:tcPr>
+          <w:p>
+            <w:r>
+              <w:rPr>
+                <w:rFonts w:ascii="Calibri" w:hAnsi="Calibri" w:eastAsia="Calibri"/>
+                <w:b w:val="0"/>
+                <w:color w:val="12160F"/>
+                <w:sz w:val="18"/>
+              </w:rPr>
+              <w:t>Close or park</w:t>
+            </w:r>
+          </w:p>
+        </w:tc>
+        <w:tc>
+          <w:tcPr>
+            <w:tcW w:type="dxa" w:w="1608"/>
+          </w:tcPr>
+          <w:p>
+            <w:r>
+              <w:rPr>
+                <w:rFonts w:ascii="Calibri" w:hAnsi="Calibri" w:eastAsia="Calibri"/>
+                <w:b w:val="0"/>
+                <w:color w:val="12160F"/>
+                <w:sz w:val="18"/>
+              </w:rPr>
+              <w:t>Status + URI</w:t>
+            </w:r>
+          </w:p>
+        </w:tc>
+        <w:tc>
+          <w:tcPr>
+            <w:tcW w:type="dxa" w:w="1608"/>
+          </w:tcPr>
+          <w:p>
+            <w:r>
+              <w:rPr>
+                <w:rFonts w:ascii="Calibri" w:hAnsi="Calibri" w:eastAsia="Calibri"/>
+                <w:b w:val="0"/>
+                <w:color w:val="12160F"/>
+                <w:sz w:val="18"/>
+              </w:rPr>
+              <w:t>`ready` / parked</w:t>
+            </w:r>
+          </w:p>
+        </w:tc>
+        <w:tc>
+          <w:tcPr>
+            <w:tcW w:type="dxa" w:w="1608"/>
+          </w:tcPr>
+          <w:p>
+            <w:r>
+              <w:rPr>
+                <w:rFonts w:ascii="Calibri" w:hAnsi="Calibri" w:eastAsia="Calibri"/>
+                <w:b w:val="0"/>
+                <w:color w:val="12160F"/>
+                <w:sz w:val="18"/>
+              </w:rPr>
+              <w:t>—</w:t>
+            </w:r>
+          </w:p>
+        </w:tc>
+      </w:tr>
+    </w:tbl>
+    <w:p>
+      <w:pPr>
+        <w:pStyle w:val="Heading3"/>
+      </w:pPr>
+      <w:r>
+        <w:t>7. Autonomy</w:t>
+      </w:r>
+    </w:p>
+    <w:p>
+      <w:r>
+        <w:rPr>
+          <w:rFonts w:ascii="Calibri" w:hAnsi="Calibri" w:eastAsia="Calibri"/>
+          <w:b w:val="0"/>
+          <w:sz w:val="22"/>
+        </w:rPr>
+        <w:t>Agent 03 at L1. No posting by the agent. Promotion requires `AUTONOMY_PROGRESSION.md`.</w:t>
+      </w:r>
+    </w:p>
+    <w:p>
+      <w:pPr>
+        <w:pStyle w:val="Heading3"/>
+      </w:pPr>
+      <w:r>
+        <w:t>8. Evidence pack</w:t>
+      </w:r>
+    </w:p>
+    <w:p>
+      <w:r>
+        <w:rPr>
+          <w:rFonts w:ascii="Calibri" w:hAnsi="Calibri" w:eastAsia="Calibri"/>
+          <w:b w:val="0"/>
+          <w:sz w:val="22"/>
+        </w:rPr>
+        <w:t>Source image; extract; PO number; GR numbers; worksheet; accept log; flag outcome if any.</w:t>
+      </w:r>
+    </w:p>
+    <w:p>
+      <w:pPr>
+        <w:pStyle w:val="Heading3"/>
+      </w:pPr>
+      <w:r>
+        <w:t>9. Controls</w:t>
+      </w:r>
+    </w:p>
+    <w:p>
+      <w:r>
+        <w:rPr>
+          <w:rFonts w:ascii="Calibri" w:hAnsi="Calibri" w:eastAsia="Calibri"/>
+          <w:b w:val="0"/>
+          <w:sz w:val="22"/>
+        </w:rPr>
+        <w:t>Tolerance table read-only. Dummy GR forbidden. Language: no “fraud,” no “approved for payment.”</w:t>
+      </w:r>
+    </w:p>
+    <w:p>
+      <w:pPr>
+        <w:pStyle w:val="Heading3"/>
+      </w:pPr>
+      <w:r>
+        <w:t>10. Records</w:t>
+      </w:r>
+    </w:p>
+    <w:p>
+      <w:r>
+        <w:rPr>
+          <w:rFonts w:ascii="Calibri" w:hAnsi="Calibri" w:eastAsia="Calibri"/>
+          <w:b w:val="0"/>
+          <w:sz w:val="22"/>
+        </w:rPr>
+        <w:t>Worksheets in the Orchestrator URI store; ERP remains accounting SoR. Retention follows Northline finance records schedule (not stated here).</w:t>
+      </w:r>
+    </w:p>
+    <w:p>
+      <w:pPr>
+        <w:pStyle w:val="Heading3"/>
+      </w:pPr>
+      <w:r>
+        <w:t>11. Escalation</w:t>
+      </w:r>
+    </w:p>
+    <w:p>
+      <w:r>
+        <w:rPr>
+          <w:rFonts w:ascii="Calibri" w:hAnsi="Calibri" w:eastAsia="Calibri"/>
+          <w:b w:val="0"/>
+          <w:sz w:val="22"/>
+        </w:rPr>
+        <w:t>Material disagreement &gt; 8% in a weekly sample → Match Lead + Process Owner; L1 may be paused.</w:t>
+      </w:r>
+    </w:p>
+    <w:p>
+      <w:pPr>
+        <w:pStyle w:val="Heading3"/>
+      </w:pPr>
+      <w:r>
+        <w:t>12. Change control</w:t>
+      </w:r>
+    </w:p>
+    <w:p>
+      <w:r>
+        <w:rPr>
+          <w:rFonts w:ascii="Calibri" w:hAnsi="Calibri" w:eastAsia="Calibri"/>
+          <w:b w:val="0"/>
+          <w:sz w:val="22"/>
+        </w:rPr>
+        <w:t>Tree or prompt change = change ticket; restart sample clock for that class.</w:t>
+      </w:r>
+    </w:p>
+    <w:p>
+      <w:pPr>
+        <w:pStyle w:val="Heading3"/>
+      </w:pPr>
+      <w:r>
+        <w:t>Sign-off (illustrative)</w:t>
+      </w:r>
+    </w:p>
+    <w:p>
+      <w:r>
+        <w:rPr>
+          <w:rFonts w:ascii="Calibri" w:hAnsi="Calibri" w:eastAsia="Calibri"/>
+          <w:b w:val="0"/>
+          <w:sz w:val="22"/>
+        </w:rPr>
+        <w:t>Jordan Hale (owner), Elena Ruiz (Controls), Marcus Chen (Process Owner) — 7 April 2026 (fictional).</w:t>
       </w:r>
     </w:p>
     <w:p>
@@ -40,165 +2716,216 @@
         <w:pStyle w:val="Heading2"/>
       </w:pPr>
       <w:r>
-        <w:t>2. Purpose — what should I do?</w:t>
+        <w:rPr>
+          <w:color w:val="12160F"/>
+        </w:rPr>
+        <w:t>Document control</w:t>
       </w:r>
     </w:p>
+    <w:tbl>
+      <w:tblPr>
+        <w:tblStyle w:val="TableGrid"/>
+        <w:tblW w:type="auto" w:w="0"/>
+        <w:tblLook w:firstColumn="1" w:firstRow="1" w:lastColumn="0" w:lastRow="0" w:noHBand="0" w:noVBand="1" w:val="04A0"/>
+      </w:tblPr>
+      <w:tblGrid>
+        <w:gridCol w:w="4824"/>
+        <w:gridCol w:w="4824"/>
+      </w:tblGrid>
+      <w:tr>
+        <w:tc>
+          <w:tcPr>
+            <w:tcW w:type="dxa" w:w="4824"/>
+          </w:tcPr>
+          <w:p>
+            <w:r>
+              <w:rPr>
+                <w:rFonts w:ascii="Calibri" w:hAnsi="Calibri" w:eastAsia="Calibri"/>
+                <w:b/>
+                <w:sz w:val="18"/>
+              </w:rPr>
+              <w:t>Field</w:t>
+            </w:r>
+          </w:p>
+        </w:tc>
+        <w:tc>
+          <w:tcPr>
+            <w:tcW w:type="dxa" w:w="4824"/>
+          </w:tcPr>
+          <w:p>
+            <w:r>
+              <w:rPr>
+                <w:rFonts w:ascii="Calibri" w:hAnsi="Calibri" w:eastAsia="Calibri"/>
+                <w:b/>
+                <w:sz w:val="18"/>
+              </w:rPr>
+              <w:t>Value</w:t>
+            </w:r>
+          </w:p>
+        </w:tc>
+      </w:tr>
+      <w:tr>
+        <w:tc>
+          <w:tcPr>
+            <w:tcW w:type="dxa" w:w="4824"/>
+          </w:tcPr>
+          <w:p>
+            <w:r>
+              <w:rPr>
+                <w:rFonts w:ascii="Calibri" w:hAnsi="Calibri" w:eastAsia="Calibri"/>
+                <w:b w:val="0"/>
+                <w:color w:val="12160F"/>
+                <w:sz w:val="18"/>
+              </w:rPr>
+              <w:t>Toolkit</w:t>
+            </w:r>
+          </w:p>
+        </w:tc>
+        <w:tc>
+          <w:tcPr>
+            <w:tcW w:type="dxa" w:w="4824"/>
+          </w:tcPr>
+          <w:p>
+            <w:r>
+              <w:rPr>
+                <w:rFonts w:ascii="Calibri" w:hAnsi="Calibri" w:eastAsia="Calibri"/>
+                <w:b w:val="0"/>
+                <w:color w:val="12160F"/>
+                <w:sz w:val="18"/>
+              </w:rPr>
+              <w:t>Evidence Room — AP Agent OS</w:t>
+            </w:r>
+          </w:p>
+        </w:tc>
+      </w:tr>
+      <w:tr>
+        <w:tc>
+          <w:tcPr>
+            <w:tcW w:type="dxa" w:w="4824"/>
+          </w:tcPr>
+          <w:p>
+            <w:r>
+              <w:rPr>
+                <w:rFonts w:ascii="Calibri" w:hAnsi="Calibri" w:eastAsia="Calibri"/>
+                <w:b w:val="0"/>
+                <w:color w:val="12160F"/>
+                <w:sz w:val="18"/>
+              </w:rPr>
+              <w:t>Object</w:t>
+            </w:r>
+          </w:p>
+        </w:tc>
+        <w:tc>
+          <w:tcPr>
+            <w:tcW w:type="dxa" w:w="4824"/>
+          </w:tcPr>
+          <w:p>
+            <w:r>
+              <w:rPr>
+                <w:rFonts w:ascii="Calibri" w:hAnsi="Calibri" w:eastAsia="Calibri"/>
+                <w:b w:val="0"/>
+                <w:color w:val="12160F"/>
+                <w:sz w:val="18"/>
+              </w:rPr>
+              <w:t>SOP template + Northline example</w:t>
+            </w:r>
+          </w:p>
+        </w:tc>
+      </w:tr>
+      <w:tr>
+        <w:tc>
+          <w:tcPr>
+            <w:tcW w:type="dxa" w:w="4824"/>
+          </w:tcPr>
+          <w:p>
+            <w:r>
+              <w:rPr>
+                <w:rFonts w:ascii="Calibri" w:hAnsi="Calibri" w:eastAsia="Calibri"/>
+                <w:b w:val="0"/>
+                <w:color w:val="12160F"/>
+                <w:sz w:val="18"/>
+              </w:rPr>
+              <w:t>Status</w:t>
+            </w:r>
+          </w:p>
+        </w:tc>
+        <w:tc>
+          <w:tcPr>
+            <w:tcW w:type="dxa" w:w="4824"/>
+          </w:tcPr>
+          <w:p>
+            <w:r>
+              <w:rPr>
+                <w:rFonts w:ascii="Calibri" w:hAnsi="Calibri" w:eastAsia="Calibri"/>
+                <w:b w:val="0"/>
+                <w:color w:val="12160F"/>
+                <w:sz w:val="18"/>
+              </w:rPr>
+              <w:t>Edition 1.0.0</w:t>
+            </w:r>
+          </w:p>
+        </w:tc>
+      </w:tr>
+    </w:tbl>
     <w:p>
       <w:r>
-        <w:t>[Write the working instruction. If this section answers none of: what / how / who / what can go wrong / control / measure / evidence — delete it.]</w:t>
-      </w:r>
-    </w:p>
-    <w:p>
-      <w:pPr>
-        <w:pStyle w:val="Heading2"/>
-      </w:pPr>
-      <w:r>
-        <w:t>3. Named roles (Accountable / Responsible / Consulted / Informed)</w:t>
-      </w:r>
-    </w:p>
-    <w:p>
-      <w:r>
-        <w:t>[Write the working instruction. If this section answers none of: what / how / who / what can go wrong / control / measure / evidence — delete it.]</w:t>
-      </w:r>
-    </w:p>
-    <w:p>
-      <w:pPr>
-        <w:pStyle w:val="Heading2"/>
-      </w:pPr>
-      <w:r>
-        <w:t>4. Trigger and inputs</w:t>
-      </w:r>
-    </w:p>
-    <w:p>
-      <w:r>
-        <w:t>[Write the working instruction. If this section answers none of: what / how / who / what can go wrong / control / measure / evidence — delete it.]</w:t>
-      </w:r>
-    </w:p>
-    <w:p>
-      <w:pPr>
-        <w:pStyle w:val="Heading2"/>
-      </w:pPr>
-      <w:r>
-        <w:t>5. Steps (human vs agent vs deterministic)</w:t>
-      </w:r>
-    </w:p>
-    <w:p>
-      <w:r>
-        <w:t>[Write the working instruction. If this section answers none of: what / how / who / what can go wrong / control / measure / evidence — delete it.]</w:t>
-      </w:r>
-    </w:p>
-    <w:p>
-      <w:pPr>
-        <w:pStyle w:val="Heading2"/>
-      </w:pPr>
-      <w:r>
-        <w:t>6. Packet that must exist before the next state</w:t>
-      </w:r>
-    </w:p>
-    <w:p>
-      <w:r>
-        <w:t>[Write the working instruction. If this section answers none of: what / how / who / what can go wrong / control / measure / evidence — delete it.]</w:t>
-      </w:r>
-    </w:p>
-    <w:p>
-      <w:pPr>
-        <w:pStyle w:val="Heading2"/>
-      </w:pPr>
-      <w:r>
-        <w:t>7. Exceptions and codes</w:t>
-      </w:r>
-    </w:p>
-    <w:p>
-      <w:r>
-        <w:t>[Write the working instruction. If this section answers none of: what / how / who / what can go wrong / control / measure / evidence — delete it.]</w:t>
-      </w:r>
-    </w:p>
-    <w:p>
-      <w:pPr>
-        <w:pStyle w:val="Heading2"/>
-      </w:pPr>
-      <w:r>
-        <w:t>8. Escalation</w:t>
-      </w:r>
-    </w:p>
-    <w:p>
-      <w:r>
-        <w:t>[Write the working instruction. If this section answers none of: what / how / who / what can go wrong / control / measure / evidence — delete it.]</w:t>
-      </w:r>
-    </w:p>
-    <w:p>
-      <w:pPr>
-        <w:pStyle w:val="Heading2"/>
-      </w:pPr>
-      <w:r>
-        <w:t>9. Controls and SoD</w:t>
-      </w:r>
-    </w:p>
-    <w:p>
-      <w:r>
-        <w:t>[Write the working instruction. If this section answers none of: what / how / who / what can go wrong / control / measure / evidence — delete it.]</w:t>
-      </w:r>
-    </w:p>
-    <w:p>
-      <w:pPr>
-        <w:pStyle w:val="Heading2"/>
-      </w:pPr>
-      <w:r>
-        <w:t>10. Records and retention</w:t>
-      </w:r>
-    </w:p>
-    <w:p>
-      <w:r>
-        <w:t>[Write the working instruction. If this section answers none of: what / how / who / what can go wrong / control / measure / evidence — delete it.]</w:t>
-      </w:r>
-    </w:p>
-    <w:p>
-      <w:pPr>
-        <w:pStyle w:val="Heading2"/>
-      </w:pPr>
-      <w:r>
-        <w:t>11. What can go wrong</w:t>
-      </w:r>
-    </w:p>
-    <w:p>
-      <w:r>
-        <w:t>[Write the working instruction. If this section answers none of: what / how / who / what can go wrong / control / measure / evidence — delete it.]</w:t>
-      </w:r>
-    </w:p>
-    <w:p>
-      <w:pPr>
-        <w:pStyle w:val="Heading2"/>
-      </w:pPr>
-      <w:r>
-        <w:t>12. How we measure it</w:t>
-      </w:r>
-    </w:p>
-    <w:p>
-      <w:r>
-        <w:t>[Write the working instruction. If this section answers none of: what / how / who / what can go wrong / control / measure / evidence — delete it.]</w:t>
-      </w:r>
-    </w:p>
-    <w:p>
-      <w:pPr>
-        <w:pStyle w:val="Heading2"/>
-      </w:pPr>
-      <w:r>
-        <w:t>Worked example (fictional) — Northline PO-goods matching</w:t>
-      </w:r>
-    </w:p>
-    <w:p>
-      <w:r>
-        <w:t>Path: PO-goods, Dynamics 365. Agent 03 proposes a match worksheet. Human Match Lead accepts or rejects. Agent does not create a goods receipt. Payment is a later, human procedure.</w:t>
+        <w:rPr>
+          <w:rFonts w:ascii="Calibri" w:hAnsi="Calibri" w:eastAsia="Calibri"/>
+          <w:b/>
+          <w:color w:val="12160F"/>
+          <w:sz w:val="20"/>
+        </w:rPr>
+        <w:t>Hard hold: agents do not approve, release, or transmit payment. Vendor-bank change and close attestation stay human.</w:t>
       </w:r>
     </w:p>
     <w:sectPr>
+      <w:headerReference w:type="default" r:id="rId9"/>
+      <w:footerReference w:type="default" r:id="rId10"/>
       <w:pgSz w:w="12240" w:h="15840"/>
-      <w:pgMar w:top="1296" w:right="1800" w:bottom="1296" w:left="1800" w:header="720" w:footer="720" w:gutter="0"/>
+      <w:pgMar w:top="1224" w:right="1296" w:bottom="1224" w:left="1296" w:header="720" w:footer="720" w:gutter="0"/>
       <w:cols w:space="720"/>
       <w:docGrid w:linePitch="360"/>
     </w:sectPr>
   </w:body>
 </w:document>
+</file>
+
+<file path=word/footer1.xml><?xml version="1.0" encoding="utf-8"?>
+<w:ftr xmlns:m="http://schemas.openxmlformats.org/officeDocument/2006/math" xmlns:mc="http://schemas.openxmlformats.org/markup-compatibility/2006" xmlns:mo="http://schemas.microsoft.com/office/mac/office/2008/main" xmlns:mv="urn:schemas-microsoft-com:mac:vml" xmlns:o="urn:schemas-microsoft-com:office:office" xmlns:r="http://schemas.openxmlformats.org/officeDocument/2006/relationships" xmlns:v="urn:schemas-microsoft-com:vml" xmlns:w10="urn:schemas-microsoft-com:office:word" xmlns:w14="http://schemas.microsoft.com/office/word/2010/wordml" xmlns:w="http://schemas.openxmlformats.org/wordprocessingml/2006/main" xmlns:wne="http://schemas.microsoft.com/office/word/2006/wordml" xmlns:wp14="http://schemas.microsoft.com/office/word/2010/wordprocessingDrawing" xmlns:wp="http://schemas.openxmlformats.org/drawingml/2006/wordprocessingDrawing" xmlns:wpc="http://schemas.microsoft.com/office/word/2010/wordprocessingCanvas" xmlns:wpg="http://schemas.microsoft.com/office/word/2010/wordprocessingGroup" xmlns:wpi="http://schemas.microsoft.com/office/word/2010/wordprocessingInk" xmlns:wps="http://schemas.microsoft.com/office/word/2010/wordprocessingShape" mc:Ignorable="w14 wp14">
+  <w:p>
+    <w:pPr>
+      <w:pStyle w:val="Footer"/>
+    </w:pPr>
+    <w:r>
+      <w:rPr>
+        <w:rFonts w:ascii="Calibri" w:hAnsi="Calibri" w:eastAsia="Calibri"/>
+        <w:b w:val="0"/>
+        <w:color w:val="5A6154"/>
+        <w:sz w:val="16"/>
+      </w:rPr>
+      <w:t>Working draft. Not legal advice. Payment authorisation stays human.</w:t>
+    </w:r>
+  </w:p>
+</w:ftr>
+</file>
+
+<file path=word/header1.xml><?xml version="1.0" encoding="utf-8"?>
+<w:hdr xmlns:m="http://schemas.openxmlformats.org/officeDocument/2006/math" xmlns:mc="http://schemas.openxmlformats.org/markup-compatibility/2006" xmlns:mo="http://schemas.microsoft.com/office/mac/office/2008/main" xmlns:mv="urn:schemas-microsoft-com:mac:vml" xmlns:o="urn:schemas-microsoft-com:office:office" xmlns:r="http://schemas.openxmlformats.org/officeDocument/2006/relationships" xmlns:v="urn:schemas-microsoft-com:vml" xmlns:w10="urn:schemas-microsoft-com:office:word" xmlns:w14="http://schemas.microsoft.com/office/word/2010/wordml" xmlns:w="http://schemas.openxmlformats.org/wordprocessingml/2006/main" xmlns:wne="http://schemas.microsoft.com/office/word/2006/wordml" xmlns:wp14="http://schemas.microsoft.com/office/word/2010/wordprocessingDrawing" xmlns:wp="http://schemas.openxmlformats.org/drawingml/2006/wordprocessingDrawing" xmlns:wpc="http://schemas.microsoft.com/office/word/2010/wordprocessingCanvas" xmlns:wpg="http://schemas.microsoft.com/office/word/2010/wordprocessingGroup" xmlns:wpi="http://schemas.microsoft.com/office/word/2010/wordprocessingInk" xmlns:wps="http://schemas.microsoft.com/office/word/2010/wordprocessingShape" mc:Ignorable="w14 wp14">
+  <w:p>
+    <w:pPr>
+      <w:pStyle w:val="Header"/>
+    </w:pPr>
+    <w:r>
+      <w:rPr>
+        <w:rFonts w:ascii="Calibri" w:hAnsi="Calibri" w:eastAsia="Calibri"/>
+        <w:b w:val="0"/>
+        <w:color w:val="B0893E"/>
+        <w:sz w:val="16"/>
+      </w:rPr>
+      <w:t>EVIDENCE ROOM — AP AGENT OS  ·  Proof before permission.</w:t>
+    </w:r>
+  </w:p>
+</w:hdr>
 </file>
 
 <file path=word/numbering.xml><?xml version="1.0" encoding="utf-8"?>
@@ -564,9 +3291,6 @@
     <w:name w:val="Normal"/>
     <w:qFormat/>
     <w:rsid w:val="00FC693F"/>
-    <w:rPr>
-      <w:rFonts w:ascii="Calibri" w:hAnsi="Calibri"/>
-    </w:rPr>
   </w:style>
   <w:style w:type="paragraph" w:styleId="Header">
     <w:name w:val="header"/>
